--- a/flow/20230914_vu_template/drafts/2024-06-g/07-ПТ-Христа Чоловіколюбця.docx
+++ b/flow/20230914_vu_template/drafts/2024-06-g/07-ПТ-Христа Чоловіколюбця.docx
@@ -12414,47 +12414,1807 @@
     </w:p>
     <w:p>
       <w:pPr>
-        <w:spacing w:after="120" w:lineRule="auto"/>
-        <w:jc w:val="both"/>
-        <w:rPr>
-          <w:rFonts w:ascii="Times New Roman" w:cs="Times New Roman" w:eastAsia="Times New Roman" w:hAnsi="Times New Roman"/>
-          <w:color w:val="ff0000"/>
-          <w:sz w:val="24"/>
-          <w:szCs w:val="24"/>
-        </w:rPr>
-      </w:pPr>
-      <w:r>
-        <w:rPr>
-          <w:rFonts w:ascii="Times New Roman" w:cs="Times New Roman" w:eastAsia="Times New Roman" w:hAnsi="Times New Roman"/>
-          <w:color w:val="ff0000"/>
-          <w:sz w:val="24"/>
-          <w:szCs w:val="24"/>
-          <w:highlight w:val="yellow"/>
-          <w:rtl w:val="0"/>
-        </w:rPr>
-        <w:t xml:space="preserve">ВСТИВИТИ КАНОН</w:t>
-      </w:r>
-      <w:r>
-        <w:rPr>
-          <w:rtl w:val="0"/>
-        </w:rPr>
-      </w:r>
-    </w:p>
-    <w:p>
-      <w:pPr>
-        <w:spacing w:after="120" w:lineRule="auto"/>
-        <w:jc w:val="both"/>
-        <w:rPr>
-          <w:rFonts w:ascii="Times New Roman" w:cs="Times New Roman" w:eastAsia="Times New Roman" w:hAnsi="Times New Roman"/>
-          <w:color w:val="ff0000"/>
-          <w:sz w:val="24"/>
-          <w:szCs w:val="24"/>
-        </w:rPr>
-      </w:pPr>
-      <w:r>
-        <w:rPr>
-          <w:rtl w:val="0"/>
-        </w:rPr>
+        <w:pStyle w:val="Heading3"/>
+        <w:spacing w:after="120"/>
+        <w:jc w:val="center"/>
+      </w:pPr>
+      <w:r>
+        <w:rPr>
+          <w:rFonts w:ascii="Times New Roman" w:hAnsi="Times New Roman"/>
+          <w:i/>
+          <w:color w:val="FF0000"/>
+          <w:sz w:val="24"/>
+        </w:rPr>
+        <w:t>Пісня 1</w:t>
+      </w:r>
+    </w:p>
+    <w:p>
+      <w:pPr>
+        <w:pStyle w:val="a"/>
+        <w:spacing w:after="120"/>
+      </w:pPr>
+      <w:r>
+        <w:rPr>
+          <w:rFonts w:ascii="Times New Roman" w:hAnsi="Times New Roman"/>
+          <w:b/>
+          <w:i/>
+          <w:color w:val="FF0000"/>
+          <w:sz w:val="24"/>
+        </w:rPr>
+        <w:t>Ірмос (г. 1):</w:t>
+      </w:r>
+      <w:r>
+        <w:rPr>
+          <w:rFonts w:ascii="Times New Roman" w:hAnsi="Times New Roman"/>
+          <w:b/>
+          <w:i/>
+          <w:color w:val="FF0000"/>
+          <w:sz w:val="24"/>
+        </w:rPr>
+        <w:t xml:space="preserve"> </w:t>
+      </w:r>
+      <w:r>
+        <w:rPr>
+          <w:rFonts w:ascii="Times New Roman" w:hAnsi="Times New Roman"/>
+          <w:b/>
+          <w:color w:val="000000"/>
+          <w:sz w:val="24"/>
+        </w:rPr>
+        <w:t>Богові, що допоміг Мойсеєві в Єгипті і тим фараона потопив з усім воїнством, пісню перемоги співаємо, бо Він прославився.</w:t>
+      </w:r>
+    </w:p>
+    <w:p>
+      <w:pPr>
+        <w:pStyle w:val="a"/>
+        <w:spacing w:after="120"/>
+      </w:pPr>
+      <w:r>
+        <w:rPr>
+          <w:rFonts w:ascii="Times New Roman" w:hAnsi="Times New Roman"/>
+          <w:i/>
+          <w:color w:val="FF0000"/>
+          <w:sz w:val="24"/>
+        </w:rPr>
+        <w:t xml:space="preserve">Стих: </w:t>
+      </w:r>
+      <w:r>
+        <w:rPr>
+          <w:rFonts w:ascii="Times New Roman" w:hAnsi="Times New Roman"/>
+          <w:sz w:val="24"/>
+          <w:u w:val="single"/>
+        </w:rPr>
+        <w:t>Слава, Господи, чесному хресту твоєму і розп'яттю.</w:t>
+      </w:r>
+    </w:p>
+    <w:p>
+      <w:pPr>
+        <w:pStyle w:val="a"/>
+        <w:spacing w:after="120"/>
+      </w:pPr>
+      <w:r>
+        <w:rPr>
+          <w:rFonts w:ascii="Times New Roman" w:hAnsi="Times New Roman"/>
+          <w:color w:val="000000"/>
+          <w:sz w:val="24"/>
+        </w:rPr>
+        <w:t xml:space="preserve">Страждання перетерпів заради нас Той, Хто за єством </w:t>
+      </w:r>
+      <w:r>
+        <w:rPr>
+          <w:rFonts w:ascii="Times New Roman" w:hAnsi="Times New Roman"/>
+          <w:color w:val="000000"/>
+          <w:sz w:val="24"/>
+        </w:rPr>
+        <w:t>безстрасний</w:t>
+      </w:r>
+      <w:r>
+        <w:rPr>
+          <w:rFonts w:ascii="Times New Roman" w:hAnsi="Times New Roman"/>
+          <w:color w:val="000000"/>
+          <w:sz w:val="24"/>
+        </w:rPr>
+        <w:t xml:space="preserve">, і розіп’ятий був з розбійниками, </w:t>
+      </w:r>
+      <w:r>
+        <w:rPr>
+          <w:rFonts w:ascii="Times New Roman" w:hAnsi="Times New Roman"/>
+          <w:color w:val="000000"/>
+          <w:sz w:val="24"/>
+        </w:rPr>
+        <w:t>началозлобного</w:t>
+      </w:r>
+      <w:r>
+        <w:rPr>
+          <w:rFonts w:ascii="Times New Roman" w:hAnsi="Times New Roman"/>
+          <w:color w:val="000000"/>
+          <w:sz w:val="24"/>
+        </w:rPr>
+        <w:t xml:space="preserve"> змія умертвив, Слове, і спас тих, хто поклоняється Тобі.</w:t>
+      </w:r>
+    </w:p>
+    <w:p>
+      <w:pPr>
+        <w:pStyle w:val="a"/>
+        <w:spacing w:after="120"/>
+      </w:pPr>
+      <w:r>
+        <w:rPr>
+          <w:rFonts w:ascii="Times New Roman" w:hAnsi="Times New Roman"/>
+          <w:i/>
+          <w:color w:val="FF0000"/>
+          <w:sz w:val="24"/>
+        </w:rPr>
+        <w:t xml:space="preserve">Стих: </w:t>
+      </w:r>
+      <w:r>
+        <w:rPr>
+          <w:rFonts w:ascii="Times New Roman" w:hAnsi="Times New Roman"/>
+          <w:sz w:val="24"/>
+          <w:u w:val="single"/>
+        </w:rPr>
+        <w:t>Слава, Господи, чесному хресту твоєму і розп'яттю.</w:t>
+      </w:r>
+    </w:p>
+    <w:p>
+      <w:pPr>
+        <w:pStyle w:val="a"/>
+        <w:spacing w:after="120"/>
+      </w:pPr>
+      <w:r>
+        <w:rPr>
+          <w:rFonts w:ascii="Times New Roman" w:hAnsi="Times New Roman"/>
+          <w:color w:val="000000"/>
+          <w:sz w:val="24"/>
+        </w:rPr>
+        <w:t>Схід сходів, Ти, Ісусе, прийшов до заходу – впалого єства нашого; Тебе ж побачивши розіп’ятим, сонце світло своє сховало.</w:t>
+      </w:r>
+    </w:p>
+    <w:p>
+      <w:pPr>
+        <w:pStyle w:val="a"/>
+        <w:spacing w:after="120"/>
+      </w:pPr>
+      <w:r>
+        <w:rPr>
+          <w:rFonts w:ascii="Times New Roman" w:hAnsi="Times New Roman"/>
+          <w:b/>
+          <w:sz w:val="24"/>
+        </w:rPr>
+        <w:t xml:space="preserve">Слава: І нині: </w:t>
+      </w:r>
+      <w:r>
+        <w:rPr>
+          <w:rFonts w:ascii="Times New Roman" w:hAnsi="Times New Roman"/>
+          <w:i/>
+          <w:color w:val="FF0000"/>
+          <w:sz w:val="24"/>
+        </w:rPr>
+        <w:t xml:space="preserve">Богородичний: </w:t>
+      </w:r>
+      <w:r>
+        <w:rPr>
+          <w:rFonts w:ascii="Times New Roman" w:hAnsi="Times New Roman"/>
+          <w:color w:val="000000"/>
+          <w:sz w:val="24"/>
+        </w:rPr>
+        <w:t>Коли Агниця побачила на хресті Христа розп’ятого, дивлячись на Агнця, взивала: куди зайшла Твоя доброта, довготерпеливий Сину безначальний?</w:t>
+      </w:r>
+    </w:p>
+    <w:p>
+      <w:pPr>
+        <w:pStyle w:val="Heading3"/>
+        <w:spacing w:after="120"/>
+        <w:jc w:val="center"/>
+      </w:pPr>
+      <w:r>
+        <w:rPr>
+          <w:rFonts w:ascii="Times New Roman" w:hAnsi="Times New Roman"/>
+          <w:i/>
+          <w:color w:val="FF0000"/>
+          <w:sz w:val="24"/>
+        </w:rPr>
+        <w:t>Пісня 3</w:t>
+      </w:r>
+    </w:p>
+    <w:p>
+      <w:pPr>
+        <w:pStyle w:val="a"/>
+        <w:spacing w:after="120"/>
+      </w:pPr>
+      <w:r>
+        <w:rPr>
+          <w:rFonts w:ascii="Times New Roman" w:hAnsi="Times New Roman"/>
+          <w:b/>
+          <w:i/>
+          <w:color w:val="FF0000"/>
+          <w:sz w:val="24"/>
+        </w:rPr>
+        <w:t>Ірмос (г. 1):</w:t>
+      </w:r>
+      <w:r>
+        <w:rPr>
+          <w:rFonts w:ascii="Times New Roman" w:hAnsi="Times New Roman"/>
+          <w:b/>
+          <w:i/>
+          <w:color w:val="FF0000"/>
+          <w:sz w:val="24"/>
+        </w:rPr>
+        <w:t xml:space="preserve"> </w:t>
+      </w:r>
+      <w:r>
+        <w:rPr>
+          <w:rFonts w:ascii="Times New Roman" w:hAnsi="Times New Roman"/>
+          <w:b/>
+          <w:color w:val="000000"/>
+          <w:sz w:val="24"/>
+        </w:rPr>
+        <w:t>Нехай утвердиться серце моє у волі Твоїй, Христе Боже, що утвердив над водами небо друге і заснував на водах землю, Всесильний.</w:t>
+      </w:r>
+    </w:p>
+    <w:p>
+      <w:pPr>
+        <w:pStyle w:val="a"/>
+        <w:spacing w:after="120"/>
+      </w:pPr>
+      <w:r>
+        <w:rPr>
+          <w:rFonts w:ascii="Times New Roman" w:hAnsi="Times New Roman"/>
+          <w:i/>
+          <w:color w:val="FF0000"/>
+          <w:sz w:val="24"/>
+        </w:rPr>
+        <w:t xml:space="preserve">Стих: </w:t>
+      </w:r>
+      <w:r>
+        <w:rPr>
+          <w:rFonts w:ascii="Times New Roman" w:hAnsi="Times New Roman"/>
+          <w:sz w:val="24"/>
+          <w:u w:val="single"/>
+        </w:rPr>
+        <w:t>Слава, Господи, чесному хресту твоєму і розп'яттю.</w:t>
+      </w:r>
+    </w:p>
+    <w:p>
+      <w:pPr>
+        <w:pStyle w:val="a"/>
+        <w:spacing w:after="120"/>
+      </w:pPr>
+      <w:r>
+        <w:rPr>
+          <w:rFonts w:ascii="Times New Roman" w:hAnsi="Times New Roman"/>
+          <w:color w:val="000000"/>
+          <w:sz w:val="24"/>
+        </w:rPr>
+        <w:t xml:space="preserve">На хресті Ти простягнув руки і пальці божественні </w:t>
+      </w:r>
+      <w:r>
+        <w:rPr>
+          <w:rFonts w:ascii="Times New Roman" w:hAnsi="Times New Roman"/>
+          <w:color w:val="000000"/>
+          <w:sz w:val="24"/>
+        </w:rPr>
+        <w:t>окривавив</w:t>
+      </w:r>
+      <w:r>
+        <w:rPr>
+          <w:rFonts w:ascii="Times New Roman" w:hAnsi="Times New Roman"/>
+          <w:color w:val="000000"/>
+          <w:sz w:val="24"/>
+        </w:rPr>
+        <w:t>, визволяючи Адама – творіння рук Твоїх, Владико, від вбивчої руки, як єдиний благий і Чоловіколюбець.</w:t>
+      </w:r>
+    </w:p>
+    <w:p>
+      <w:pPr>
+        <w:pStyle w:val="a"/>
+        <w:spacing w:after="120"/>
+      </w:pPr>
+      <w:r>
+        <w:rPr>
+          <w:rFonts w:ascii="Times New Roman" w:hAnsi="Times New Roman"/>
+          <w:i/>
+          <w:color w:val="FF0000"/>
+          <w:sz w:val="24"/>
+        </w:rPr>
+        <w:t xml:space="preserve">Стих: </w:t>
+      </w:r>
+      <w:r>
+        <w:rPr>
+          <w:rFonts w:ascii="Times New Roman" w:hAnsi="Times New Roman"/>
+          <w:sz w:val="24"/>
+          <w:u w:val="single"/>
+        </w:rPr>
+        <w:t>Слава, Господи, чесному хресту твоєму і розп'яттю.</w:t>
+      </w:r>
+    </w:p>
+    <w:p>
+      <w:pPr>
+        <w:pStyle w:val="a"/>
+        <w:spacing w:after="120"/>
+      </w:pPr>
+      <w:r>
+        <w:rPr>
+          <w:rFonts w:ascii="Times New Roman" w:hAnsi="Times New Roman"/>
+          <w:color w:val="000000"/>
+          <w:sz w:val="24"/>
+        </w:rPr>
+        <w:t xml:space="preserve">Ти був у ребра проколотий списом, Владико, виправляючи спокусу тієї, що із ребра; на древо піднісся Ти, щоб того, хто прийняв біду від плоду дерева, ввести в рай з розбійником </w:t>
+      </w:r>
+      <w:r>
+        <w:rPr>
+          <w:rFonts w:ascii="Times New Roman" w:hAnsi="Times New Roman"/>
+          <w:color w:val="000000"/>
+          <w:sz w:val="24"/>
+        </w:rPr>
+        <w:t>благорозумним</w:t>
+      </w:r>
+      <w:r>
+        <w:rPr>
+          <w:rFonts w:ascii="Times New Roman" w:hAnsi="Times New Roman"/>
+          <w:color w:val="000000"/>
+          <w:sz w:val="24"/>
+        </w:rPr>
+        <w:t>.</w:t>
+      </w:r>
+    </w:p>
+    <w:p>
+      <w:pPr>
+        <w:pStyle w:val="a"/>
+        <w:spacing w:after="120"/>
+      </w:pPr>
+      <w:r>
+        <w:rPr>
+          <w:rFonts w:ascii="Times New Roman" w:hAnsi="Times New Roman"/>
+          <w:b/>
+          <w:sz w:val="24"/>
+        </w:rPr>
+        <w:t xml:space="preserve">Слава: І нині: </w:t>
+      </w:r>
+      <w:r>
+        <w:rPr>
+          <w:rFonts w:ascii="Times New Roman" w:hAnsi="Times New Roman"/>
+          <w:i/>
+          <w:color w:val="FF0000"/>
+          <w:sz w:val="24"/>
+        </w:rPr>
+        <w:t xml:space="preserve">Богородичний: </w:t>
+      </w:r>
+      <w:r>
+        <w:rPr>
+          <w:rFonts w:ascii="Times New Roman" w:hAnsi="Times New Roman"/>
+          <w:color w:val="000000"/>
+          <w:sz w:val="24"/>
+        </w:rPr>
+        <w:t>Благословенний плід утроби Твоєї, Пренепорочна, який вчинив причасниками нетління, заради хреста Свого, тих, що зітліли через плід дерева, – божественною благодаттю.</w:t>
+      </w:r>
+    </w:p>
+    <w:p>
+      <w:pPr>
+        <w:pStyle w:val="Heading3"/>
+        <w:spacing w:after="120"/>
+        <w:jc w:val="center"/>
+      </w:pPr>
+      <w:r>
+        <w:rPr>
+          <w:rFonts w:ascii="Times New Roman" w:hAnsi="Times New Roman"/>
+          <w:b/>
+          <w:i/>
+          <w:color w:val="FF0000"/>
+          <w:sz w:val="24"/>
+        </w:rPr>
+        <w:t>Мала єктенія</w:t>
+      </w:r>
+    </w:p>
+    <w:p>
+      <w:pPr>
+        <w:pStyle w:val="a"/>
+        <w:spacing w:after="120"/>
+      </w:pPr>
+      <w:r>
+        <w:rPr>
+          <w:rFonts w:ascii="Times New Roman" w:hAnsi="Times New Roman"/>
+          <w:color w:val="000000"/>
+          <w:sz w:val="24"/>
+        </w:rPr>
+        <w:t>Ще і ще в мирі Господеві помолімся.</w:t>
+      </w:r>
+    </w:p>
+    <w:p>
+      <w:pPr>
+        <w:pStyle w:val="a"/>
+        <w:spacing w:after="120"/>
+      </w:pPr>
+      <w:r>
+        <w:rPr>
+          <w:rFonts w:ascii="Times New Roman" w:hAnsi="Times New Roman"/>
+          <w:i/>
+          <w:color w:val="FF0000"/>
+          <w:sz w:val="24"/>
+        </w:rPr>
+        <w:t>Вірні:</w:t>
+      </w:r>
+      <w:r>
+        <w:rPr>
+          <w:rFonts w:ascii="Times New Roman" w:hAnsi="Times New Roman"/>
+          <w:color w:val="000000"/>
+          <w:sz w:val="24"/>
+        </w:rPr>
+        <w:t xml:space="preserve"> Господи, помилуй.</w:t>
+      </w:r>
+    </w:p>
+    <w:p>
+      <w:pPr>
+        <w:pStyle w:val="a"/>
+        <w:spacing w:after="120"/>
+      </w:pPr>
+      <w:r>
+        <w:rPr>
+          <w:rFonts w:ascii="Times New Roman" w:hAnsi="Times New Roman"/>
+          <w:color w:val="000000"/>
+          <w:sz w:val="24"/>
+        </w:rPr>
+        <w:t>Заступи, спаси, помилуй і охорони нас, Боже, твоєю благодаттю.</w:t>
+      </w:r>
+    </w:p>
+    <w:p>
+      <w:pPr>
+        <w:pStyle w:val="a"/>
+        <w:spacing w:after="120"/>
+      </w:pPr>
+      <w:r>
+        <w:rPr>
+          <w:rFonts w:ascii="Times New Roman" w:hAnsi="Times New Roman"/>
+          <w:i/>
+          <w:color w:val="FF0000"/>
+          <w:sz w:val="24"/>
+        </w:rPr>
+        <w:t>Вірні:</w:t>
+      </w:r>
+      <w:r>
+        <w:rPr>
+          <w:rFonts w:ascii="Times New Roman" w:hAnsi="Times New Roman"/>
+          <w:color w:val="000000"/>
+          <w:sz w:val="24"/>
+        </w:rPr>
+        <w:t xml:space="preserve"> Господи, помилуй.</w:t>
+      </w:r>
+    </w:p>
+    <w:p>
+      <w:pPr>
+        <w:pStyle w:val="a"/>
+        <w:spacing w:after="120"/>
+      </w:pPr>
+      <w:r>
+        <w:rPr>
+          <w:rFonts w:ascii="Times New Roman" w:hAnsi="Times New Roman"/>
+          <w:color w:val="000000"/>
+          <w:sz w:val="24"/>
+        </w:rPr>
+        <w:t>Пресвяту, пречисту, преблагословенну, славну Владичицю нашу Богородицю і приснодіву Марію, з усіма святими пом'янувши, самі себе, і один одного, і все життя наше Христу Богові віддаймо.</w:t>
+      </w:r>
+    </w:p>
+    <w:p>
+      <w:pPr>
+        <w:pStyle w:val="a"/>
+        <w:spacing w:after="120"/>
+      </w:pPr>
+      <w:r>
+        <w:rPr>
+          <w:rFonts w:ascii="Times New Roman" w:hAnsi="Times New Roman"/>
+          <w:i/>
+          <w:color w:val="FF0000"/>
+          <w:sz w:val="24"/>
+        </w:rPr>
+        <w:t>Вірні:</w:t>
+      </w:r>
+      <w:r>
+        <w:rPr>
+          <w:rFonts w:ascii="Times New Roman" w:hAnsi="Times New Roman"/>
+          <w:color w:val="000000"/>
+          <w:sz w:val="24"/>
+        </w:rPr>
+        <w:t xml:space="preserve"> Тобі, Господи.</w:t>
+      </w:r>
+    </w:p>
+    <w:p>
+      <w:pPr>
+        <w:pStyle w:val="a"/>
+        <w:spacing w:after="120"/>
+      </w:pPr>
+      <w:r>
+        <w:rPr>
+          <w:rFonts w:ascii="Times New Roman" w:hAnsi="Times New Roman"/>
+          <w:sz w:val="24"/>
+          <w:u w:val="single"/>
+        </w:rPr>
+        <w:t>[Господи, Боже наш, що сонну неміч забрав від нас і покликав нас візванням святим, щоб і вночі підносити руки наші і прославляти тебе за справедливі твої присуди. Прийми благання наші, моління, визнавання, нічні служби і даруй нам, Боже, віру бездоганну, надію впевнену, любов нелицемірну. Благослови наші входи й виходи, вчинки, слова, діла й думки; і дай нам дочекатися початку дня, нам, що хвалять й оспівують, і благословлять добрість твоєї несказанної сили]</w:t>
+      </w:r>
+    </w:p>
+    <w:p>
+      <w:pPr>
+        <w:pStyle w:val="a"/>
+        <w:spacing w:after="120"/>
+      </w:pPr>
+      <w:r>
+        <w:rPr>
+          <w:rFonts w:ascii="Times New Roman" w:hAnsi="Times New Roman"/>
+          <w:i/>
+          <w:color w:val="FF0000"/>
+          <w:sz w:val="24"/>
+        </w:rPr>
+        <w:t>Священик:</w:t>
+      </w:r>
+      <w:r>
+        <w:rPr>
+          <w:rFonts w:ascii="Times New Roman" w:hAnsi="Times New Roman"/>
+          <w:i/>
+          <w:color w:val="FF0000"/>
+          <w:sz w:val="24"/>
+        </w:rPr>
+        <w:t xml:space="preserve"> </w:t>
+      </w:r>
+      <w:r>
+        <w:rPr>
+          <w:rFonts w:ascii="Times New Roman" w:hAnsi="Times New Roman"/>
+          <w:color w:val="000000"/>
+          <w:sz w:val="24"/>
+        </w:rPr>
+        <w:t>Бо Ти Бог наш і Тобі славу возсилаємо: Отцю, і Сину, і Святому Духові</w:t>
+      </w:r>
+      <w:r>
+        <w:rPr>
+          <w:rFonts w:ascii="Times New Roman" w:hAnsi="Times New Roman"/>
+          <w:sz w:val="24"/>
+        </w:rPr>
+        <w:t>, нині і повсякчас, і на віки віків.</w:t>
+      </w:r>
+    </w:p>
+    <w:p>
+      <w:pPr>
+        <w:pStyle w:val="a"/>
+        <w:spacing w:after="120"/>
+      </w:pPr>
+      <w:r>
+        <w:rPr>
+          <w:rFonts w:ascii="Times New Roman" w:hAnsi="Times New Roman"/>
+          <w:i/>
+          <w:color w:val="FF0000"/>
+          <w:sz w:val="24"/>
+        </w:rPr>
+        <w:t>Вірні:</w:t>
+      </w:r>
+      <w:r>
+        <w:rPr>
+          <w:rFonts w:ascii="Times New Roman" w:hAnsi="Times New Roman"/>
+          <w:color w:val="FF0000"/>
+          <w:sz w:val="24"/>
+        </w:rPr>
+        <w:t xml:space="preserve"> </w:t>
+      </w:r>
+      <w:r>
+        <w:rPr>
+          <w:rFonts w:ascii="Times New Roman" w:hAnsi="Times New Roman"/>
+          <w:sz w:val="24"/>
+        </w:rPr>
+        <w:t>Амінь.</w:t>
+      </w:r>
+    </w:p>
+    <w:p>
+      <w:pPr>
+        <w:pStyle w:val="Heading3"/>
+        <w:spacing w:after="120"/>
+        <w:jc w:val="center"/>
+      </w:pPr>
+      <w:r>
+        <w:rPr>
+          <w:rFonts w:ascii="Times New Roman" w:hAnsi="Times New Roman"/>
+          <w:i/>
+          <w:color w:val="FF0000"/>
+          <w:sz w:val="24"/>
+        </w:rPr>
+        <w:t>Пісня 4</w:t>
+      </w:r>
+    </w:p>
+    <w:p>
+      <w:pPr>
+        <w:pStyle w:val="a"/>
+        <w:spacing w:after="120"/>
+      </w:pPr>
+      <w:r>
+        <w:rPr>
+          <w:rFonts w:ascii="Times New Roman" w:hAnsi="Times New Roman"/>
+          <w:b/>
+          <w:i/>
+          <w:color w:val="FF0000"/>
+          <w:sz w:val="24"/>
+        </w:rPr>
+        <w:t>Ірмос (г. 1):</w:t>
+      </w:r>
+      <w:r>
+        <w:rPr>
+          <w:rFonts w:ascii="Times New Roman" w:hAnsi="Times New Roman"/>
+          <w:b/>
+          <w:i/>
+          <w:color w:val="FF0000"/>
+          <w:sz w:val="24"/>
+        </w:rPr>
+        <w:t xml:space="preserve"> </w:t>
+      </w:r>
+      <w:r>
+        <w:rPr>
+          <w:rFonts w:ascii="Times New Roman" w:hAnsi="Times New Roman"/>
+          <w:b/>
+          <w:color w:val="000000"/>
+          <w:sz w:val="24"/>
+        </w:rPr>
+        <w:t>Почув, Господи, про Тебе слух і убоявся, пізнав діла Твої, промовляв пророк, і прославив силу Твою.</w:t>
+      </w:r>
+    </w:p>
+    <w:p>
+      <w:pPr>
+        <w:pStyle w:val="a"/>
+        <w:spacing w:after="120"/>
+      </w:pPr>
+      <w:r>
+        <w:rPr>
+          <w:rFonts w:ascii="Times New Roman" w:hAnsi="Times New Roman"/>
+          <w:i/>
+          <w:color w:val="FF0000"/>
+          <w:sz w:val="24"/>
+        </w:rPr>
+        <w:t xml:space="preserve">Стих: </w:t>
+      </w:r>
+      <w:r>
+        <w:rPr>
+          <w:rFonts w:ascii="Times New Roman" w:hAnsi="Times New Roman"/>
+          <w:sz w:val="24"/>
+          <w:u w:val="single"/>
+        </w:rPr>
+        <w:t>Слава, Господи, чесному хресту твоєму і розп'яттю.</w:t>
+      </w:r>
+    </w:p>
+    <w:p>
+      <w:pPr>
+        <w:pStyle w:val="a"/>
+        <w:spacing w:after="120"/>
+      </w:pPr>
+      <w:r>
+        <w:rPr>
+          <w:rFonts w:ascii="Times New Roman" w:hAnsi="Times New Roman"/>
+          <w:color w:val="000000"/>
+          <w:sz w:val="24"/>
+        </w:rPr>
+        <w:t>Ти, будучи Законодавцем праведним, був залучений до беззаконників і на древо був піднесений, Благодійнику Господи, бажаючи всіх виправдати.</w:t>
+      </w:r>
+    </w:p>
+    <w:p>
+      <w:pPr>
+        <w:pStyle w:val="a"/>
+        <w:spacing w:after="120"/>
+      </w:pPr>
+      <w:r>
+        <w:rPr>
+          <w:rFonts w:ascii="Times New Roman" w:hAnsi="Times New Roman"/>
+          <w:i/>
+          <w:color w:val="FF0000"/>
+          <w:sz w:val="24"/>
+        </w:rPr>
+        <w:t xml:space="preserve">Стих: </w:t>
+      </w:r>
+      <w:r>
+        <w:rPr>
+          <w:rFonts w:ascii="Times New Roman" w:hAnsi="Times New Roman"/>
+          <w:sz w:val="24"/>
+          <w:u w:val="single"/>
+        </w:rPr>
+        <w:t>Слава, Господи, чесному хресту твоєму і розп'яттю.</w:t>
+      </w:r>
+    </w:p>
+    <w:p>
+      <w:pPr>
+        <w:pStyle w:val="a"/>
+        <w:spacing w:after="120"/>
+      </w:pPr>
+      <w:r>
+        <w:rPr>
+          <w:rFonts w:ascii="Times New Roman" w:hAnsi="Times New Roman"/>
+          <w:color w:val="000000"/>
+          <w:sz w:val="24"/>
+        </w:rPr>
+        <w:t>Всі сили ангельські здивувалися, побачивши Тебе – Сонце на хресті розіп’ятого, і начала темних сил були переможені.</w:t>
+      </w:r>
+    </w:p>
+    <w:p>
+      <w:pPr>
+        <w:pStyle w:val="a"/>
+        <w:spacing w:after="120"/>
+      </w:pPr>
+      <w:r>
+        <w:rPr>
+          <w:rFonts w:ascii="Times New Roman" w:hAnsi="Times New Roman"/>
+          <w:b/>
+          <w:sz w:val="24"/>
+        </w:rPr>
+        <w:t xml:space="preserve">Слава: І нині: </w:t>
+      </w:r>
+      <w:r>
+        <w:rPr>
+          <w:rFonts w:ascii="Times New Roman" w:hAnsi="Times New Roman"/>
+          <w:i/>
+          <w:color w:val="FF0000"/>
+          <w:sz w:val="24"/>
+        </w:rPr>
+        <w:t xml:space="preserve">Богородичний: </w:t>
+      </w:r>
+      <w:r>
+        <w:rPr>
+          <w:rFonts w:ascii="Times New Roman" w:hAnsi="Times New Roman"/>
+          <w:color w:val="000000"/>
+          <w:sz w:val="24"/>
+        </w:rPr>
+        <w:t xml:space="preserve">Горе Мені, Сину! Як Я можу дивитися на Тебе, на хресті розіп’ятого і неправедно </w:t>
+      </w:r>
+      <w:r>
+        <w:rPr>
+          <w:rFonts w:ascii="Times New Roman" w:hAnsi="Times New Roman"/>
+          <w:color w:val="000000"/>
+          <w:sz w:val="24"/>
+        </w:rPr>
+        <w:t>умертвленого</w:t>
+      </w:r>
+      <w:r>
+        <w:rPr>
+          <w:rFonts w:ascii="Times New Roman" w:hAnsi="Times New Roman"/>
+          <w:color w:val="000000"/>
+          <w:sz w:val="24"/>
+        </w:rPr>
+        <w:t>, життя Подателя? Діва, плачучи, промовляла.</w:t>
+      </w:r>
+    </w:p>
+    <w:p>
+      <w:pPr>
+        <w:pStyle w:val="Heading3"/>
+        <w:spacing w:after="120"/>
+        <w:jc w:val="center"/>
+      </w:pPr>
+      <w:r>
+        <w:rPr>
+          <w:rFonts w:ascii="Times New Roman" w:hAnsi="Times New Roman"/>
+          <w:i/>
+          <w:color w:val="FF0000"/>
+          <w:sz w:val="24"/>
+        </w:rPr>
+        <w:t>Пісня 5</w:t>
+      </w:r>
+    </w:p>
+    <w:p>
+      <w:pPr>
+        <w:pStyle w:val="a"/>
+        <w:spacing w:after="120"/>
+      </w:pPr>
+      <w:r>
+        <w:rPr>
+          <w:rFonts w:ascii="Times New Roman" w:hAnsi="Times New Roman"/>
+          <w:b/>
+          <w:i/>
+          <w:color w:val="FF0000"/>
+          <w:sz w:val="24"/>
+        </w:rPr>
+        <w:t>Ірмос (г. 1):</w:t>
+      </w:r>
+      <w:r>
+        <w:rPr>
+          <w:rFonts w:ascii="Times New Roman" w:hAnsi="Times New Roman"/>
+          <w:b/>
+          <w:i/>
+          <w:color w:val="FF0000"/>
+          <w:sz w:val="24"/>
+        </w:rPr>
+        <w:t xml:space="preserve"> </w:t>
+      </w:r>
+      <w:r>
+        <w:rPr>
+          <w:rFonts w:ascii="Times New Roman" w:hAnsi="Times New Roman"/>
+          <w:b/>
+          <w:color w:val="000000"/>
+          <w:sz w:val="24"/>
+        </w:rPr>
+        <w:t xml:space="preserve">Світле засяяв нам світло </w:t>
+      </w:r>
+      <w:r>
+        <w:rPr>
+          <w:rFonts w:ascii="Times New Roman" w:hAnsi="Times New Roman"/>
+          <w:b/>
+          <w:color w:val="000000"/>
+          <w:sz w:val="24"/>
+        </w:rPr>
+        <w:t>Присносущний</w:t>
+      </w:r>
+      <w:r>
+        <w:rPr>
+          <w:rFonts w:ascii="Times New Roman" w:hAnsi="Times New Roman"/>
+          <w:b/>
+          <w:color w:val="000000"/>
+          <w:sz w:val="24"/>
+        </w:rPr>
+        <w:t xml:space="preserve"> тим, що зранку думають про заповіді Твої, Владико Чоловіколюбче, Христе Боже наш.</w:t>
+      </w:r>
+    </w:p>
+    <w:p>
+      <w:pPr>
+        <w:pStyle w:val="a"/>
+        <w:spacing w:after="120"/>
+      </w:pPr>
+      <w:r>
+        <w:rPr>
+          <w:rFonts w:ascii="Times New Roman" w:hAnsi="Times New Roman"/>
+          <w:i/>
+          <w:color w:val="FF0000"/>
+          <w:sz w:val="24"/>
+        </w:rPr>
+        <w:t xml:space="preserve">Стих: </w:t>
+      </w:r>
+      <w:r>
+        <w:rPr>
+          <w:rFonts w:ascii="Times New Roman" w:hAnsi="Times New Roman"/>
+          <w:sz w:val="24"/>
+          <w:u w:val="single"/>
+        </w:rPr>
+        <w:t>Слава, Господи, чесному хресту твоєму і розп'яттю.</w:t>
+      </w:r>
+    </w:p>
+    <w:p>
+      <w:pPr>
+        <w:pStyle w:val="a"/>
+        <w:spacing w:after="120"/>
+      </w:pPr>
+      <w:r>
+        <w:rPr>
+          <w:rFonts w:ascii="Times New Roman" w:hAnsi="Times New Roman"/>
+          <w:color w:val="000000"/>
+          <w:sz w:val="24"/>
+        </w:rPr>
+        <w:t>На хресті плоттю розіп’ятий, Ти закликав народи, які не знали Тебе, до Твого пізнання, Суддя всіх, єдиний милостивий, Христе Боже наш.</w:t>
+      </w:r>
+    </w:p>
+    <w:p>
+      <w:pPr>
+        <w:pStyle w:val="a"/>
+        <w:spacing w:after="120"/>
+      </w:pPr>
+      <w:r>
+        <w:rPr>
+          <w:rFonts w:ascii="Times New Roman" w:hAnsi="Times New Roman"/>
+          <w:i/>
+          <w:color w:val="FF0000"/>
+          <w:sz w:val="24"/>
+        </w:rPr>
+        <w:t xml:space="preserve">Стих: </w:t>
+      </w:r>
+      <w:r>
+        <w:rPr>
+          <w:rFonts w:ascii="Times New Roman" w:hAnsi="Times New Roman"/>
+          <w:sz w:val="24"/>
+          <w:u w:val="single"/>
+        </w:rPr>
+        <w:t>Слава, Господи, чесному хресту твоєму і розп'яттю.</w:t>
+      </w:r>
+    </w:p>
+    <w:p>
+      <w:pPr>
+        <w:pStyle w:val="a"/>
+        <w:spacing w:after="120"/>
+      </w:pPr>
+      <w:r>
+        <w:rPr>
+          <w:rFonts w:ascii="Times New Roman" w:hAnsi="Times New Roman"/>
+          <w:color w:val="000000"/>
+          <w:sz w:val="24"/>
+        </w:rPr>
+        <w:t>Коли Ти став на судилищі неправеднім, праведний Господи, виправдався Адам</w:t>
+      </w:r>
+      <w:r>
+        <w:rPr>
+          <w:rFonts w:ascii="Times New Roman" w:hAnsi="Times New Roman"/>
+          <w:sz w:val="24"/>
+        </w:rPr>
+        <w:t>,</w:t>
+      </w:r>
+      <w:r>
+        <w:rPr>
+          <w:rFonts w:ascii="Times New Roman" w:hAnsi="Times New Roman"/>
+          <w:color w:val="000000"/>
+          <w:sz w:val="24"/>
+        </w:rPr>
+        <w:t xml:space="preserve"> раніше засуджений, і взиває: слава розп’яттю Твоєму, довготерпеливий Господи.</w:t>
+      </w:r>
+    </w:p>
+    <w:p>
+      <w:pPr>
+        <w:pStyle w:val="a"/>
+        <w:spacing w:after="120"/>
+      </w:pPr>
+      <w:r>
+        <w:rPr>
+          <w:rFonts w:ascii="Times New Roman" w:hAnsi="Times New Roman"/>
+          <w:b/>
+          <w:sz w:val="24"/>
+        </w:rPr>
+        <w:t xml:space="preserve">Слава: І нині: </w:t>
+      </w:r>
+      <w:r>
+        <w:rPr>
+          <w:rFonts w:ascii="Times New Roman" w:hAnsi="Times New Roman"/>
+          <w:i/>
+          <w:color w:val="FF0000"/>
+          <w:sz w:val="24"/>
+        </w:rPr>
+        <w:t xml:space="preserve">Богородичний: </w:t>
+      </w:r>
+      <w:r>
+        <w:rPr>
+          <w:rFonts w:ascii="Times New Roman" w:hAnsi="Times New Roman"/>
+          <w:color w:val="000000"/>
+          <w:sz w:val="24"/>
+        </w:rPr>
+        <w:t>Жезл чесний, який зацвів квітку нев’янучу, коли побачила на хресті Його, взивала: Владико, не роби Мене бездітною.</w:t>
+      </w:r>
+    </w:p>
+    <w:p>
+      <w:pPr>
+        <w:pStyle w:val="Heading3"/>
+        <w:spacing w:after="120"/>
+        <w:jc w:val="center"/>
+      </w:pPr>
+      <w:r>
+        <w:rPr>
+          <w:rFonts w:ascii="Times New Roman" w:hAnsi="Times New Roman"/>
+          <w:i/>
+          <w:color w:val="FF0000"/>
+          <w:sz w:val="24"/>
+        </w:rPr>
+        <w:t>Пісня 6</w:t>
+      </w:r>
+    </w:p>
+    <w:p>
+      <w:pPr>
+        <w:pStyle w:val="a"/>
+        <w:spacing w:after="120"/>
+      </w:pPr>
+      <w:r>
+        <w:rPr>
+          <w:rFonts w:ascii="Times New Roman" w:hAnsi="Times New Roman"/>
+          <w:b/>
+          <w:i/>
+          <w:color w:val="FF0000"/>
+          <w:sz w:val="24"/>
+        </w:rPr>
+        <w:t>Ірмос (г. 1):</w:t>
+      </w:r>
+      <w:r>
+        <w:rPr>
+          <w:rFonts w:ascii="Times New Roman" w:hAnsi="Times New Roman"/>
+          <w:b/>
+          <w:i/>
+          <w:color w:val="FF0000"/>
+          <w:sz w:val="24"/>
+        </w:rPr>
+        <w:t xml:space="preserve"> </w:t>
+      </w:r>
+      <w:r>
+        <w:rPr>
+          <w:rFonts w:ascii="Times New Roman" w:hAnsi="Times New Roman"/>
+          <w:b/>
+          <w:color w:val="000000"/>
+          <w:sz w:val="24"/>
+        </w:rPr>
+        <w:t xml:space="preserve">Пророка Ти спас від </w:t>
+      </w:r>
+      <w:r>
+        <w:rPr>
+          <w:rFonts w:ascii="Times New Roman" w:hAnsi="Times New Roman"/>
+          <w:b/>
+          <w:color w:val="000000"/>
+          <w:sz w:val="24"/>
+        </w:rPr>
+        <w:t>кита</w:t>
+      </w:r>
+      <w:r>
+        <w:rPr>
+          <w:rFonts w:ascii="Times New Roman" w:hAnsi="Times New Roman"/>
+          <w:b/>
+          <w:color w:val="000000"/>
+          <w:sz w:val="24"/>
+        </w:rPr>
+        <w:t>, Чоловіколюбче, і мене із глибини гріхів виведи, молюся.</w:t>
+      </w:r>
+    </w:p>
+    <w:p>
+      <w:pPr>
+        <w:pStyle w:val="a"/>
+        <w:spacing w:after="120"/>
+      </w:pPr>
+      <w:r>
+        <w:rPr>
+          <w:rFonts w:ascii="Times New Roman" w:hAnsi="Times New Roman"/>
+          <w:i/>
+          <w:color w:val="FF0000"/>
+          <w:sz w:val="24"/>
+        </w:rPr>
+        <w:t xml:space="preserve">Стих: </w:t>
+      </w:r>
+      <w:r>
+        <w:rPr>
+          <w:rFonts w:ascii="Times New Roman" w:hAnsi="Times New Roman"/>
+          <w:sz w:val="24"/>
+          <w:u w:val="single"/>
+        </w:rPr>
+        <w:t>Слава, Господи, чесному хресту твоєму і розп'яттю.</w:t>
+      </w:r>
+    </w:p>
+    <w:p>
+      <w:pPr>
+        <w:pStyle w:val="a"/>
+        <w:spacing w:after="120"/>
+      </w:pPr>
+      <w:r>
+        <w:rPr>
+          <w:rFonts w:ascii="Times New Roman" w:hAnsi="Times New Roman"/>
+          <w:color w:val="000000"/>
+          <w:sz w:val="24"/>
+        </w:rPr>
+        <w:t>Ти, що вищий за всяку шану, безчестя перетерпів, Христе, розіп’ятим на хресті, бажаючи вшанувати людей.</w:t>
+      </w:r>
+    </w:p>
+    <w:p>
+      <w:pPr>
+        <w:pStyle w:val="a"/>
+        <w:spacing w:after="120"/>
+      </w:pPr>
+      <w:r>
+        <w:rPr>
+          <w:rFonts w:ascii="Times New Roman" w:hAnsi="Times New Roman"/>
+          <w:i/>
+          <w:color w:val="FF0000"/>
+          <w:sz w:val="24"/>
+        </w:rPr>
+        <w:t xml:space="preserve">Стих: </w:t>
+      </w:r>
+      <w:r>
+        <w:rPr>
+          <w:rFonts w:ascii="Times New Roman" w:hAnsi="Times New Roman"/>
+          <w:sz w:val="24"/>
+          <w:u w:val="single"/>
+        </w:rPr>
+        <w:t>Слава, Господи, чесному хресту твоєму і розп'яттю.</w:t>
+      </w:r>
+    </w:p>
+    <w:p>
+      <w:pPr>
+        <w:pStyle w:val="a"/>
+        <w:spacing w:after="120"/>
+      </w:pPr>
+      <w:r>
+        <w:rPr>
+          <w:rFonts w:ascii="Times New Roman" w:hAnsi="Times New Roman"/>
+          <w:color w:val="000000"/>
+          <w:sz w:val="24"/>
+        </w:rPr>
+        <w:t xml:space="preserve">Підписуєш мені прощення, поневоленому лукавим, тростиною побитий, Христе Боже наш </w:t>
+      </w:r>
+      <w:r>
+        <w:rPr>
+          <w:rFonts w:ascii="Times New Roman" w:hAnsi="Times New Roman"/>
+          <w:color w:val="000000"/>
+          <w:sz w:val="24"/>
+        </w:rPr>
+        <w:t>преблагий</w:t>
+      </w:r>
+      <w:r>
+        <w:rPr>
+          <w:rFonts w:ascii="Times New Roman" w:hAnsi="Times New Roman"/>
+          <w:color w:val="000000"/>
+          <w:sz w:val="24"/>
+        </w:rPr>
+        <w:t>.</w:t>
+      </w:r>
+    </w:p>
+    <w:p>
+      <w:pPr>
+        <w:pStyle w:val="a"/>
+        <w:spacing w:after="120"/>
+      </w:pPr>
+      <w:r>
+        <w:rPr>
+          <w:rFonts w:ascii="Times New Roman" w:hAnsi="Times New Roman"/>
+          <w:b/>
+          <w:sz w:val="24"/>
+        </w:rPr>
+        <w:t xml:space="preserve">Слава: І нині: </w:t>
+      </w:r>
+      <w:r>
+        <w:rPr>
+          <w:rFonts w:ascii="Times New Roman" w:hAnsi="Times New Roman"/>
+          <w:i/>
+          <w:color w:val="FF0000"/>
+          <w:sz w:val="24"/>
+        </w:rPr>
+        <w:t xml:space="preserve">Богородичний: </w:t>
+      </w:r>
+      <w:r>
+        <w:rPr>
+          <w:rFonts w:ascii="Times New Roman" w:hAnsi="Times New Roman"/>
+          <w:color w:val="000000"/>
+          <w:sz w:val="24"/>
+        </w:rPr>
+        <w:t xml:space="preserve">Після Різдва, </w:t>
+      </w:r>
+      <w:r>
+        <w:rPr>
+          <w:rFonts w:ascii="Times New Roman" w:hAnsi="Times New Roman"/>
+          <w:color w:val="000000"/>
+          <w:sz w:val="24"/>
+        </w:rPr>
+        <w:t>Всенепорочна</w:t>
+      </w:r>
+      <w:r>
+        <w:rPr>
+          <w:rFonts w:ascii="Times New Roman" w:hAnsi="Times New Roman"/>
+          <w:color w:val="000000"/>
+          <w:sz w:val="24"/>
+        </w:rPr>
+        <w:t>, Ти перебуваєш Дівою, як і до Різдва; бо Ти Бога народила, який спас людину древом хресним.</w:t>
+      </w:r>
+    </w:p>
+    <w:p>
+      <w:pPr>
+        <w:pStyle w:val="Heading3"/>
+        <w:spacing w:after="120"/>
+        <w:jc w:val="center"/>
+      </w:pPr>
+      <w:r>
+        <w:rPr>
+          <w:rFonts w:ascii="Times New Roman" w:hAnsi="Times New Roman"/>
+          <w:b/>
+          <w:i/>
+          <w:color w:val="FF0000"/>
+          <w:sz w:val="24"/>
+        </w:rPr>
+        <w:t>Мала єктенія</w:t>
+      </w:r>
+    </w:p>
+    <w:p>
+      <w:pPr>
+        <w:pStyle w:val="a"/>
+        <w:spacing w:after="120"/>
+      </w:pPr>
+      <w:r>
+        <w:rPr>
+          <w:rFonts w:ascii="Times New Roman" w:hAnsi="Times New Roman"/>
+          <w:color w:val="000000"/>
+          <w:sz w:val="24"/>
+        </w:rPr>
+        <w:t>Ще і ще в мирі Господеві помолімся.</w:t>
+      </w:r>
+    </w:p>
+    <w:p>
+      <w:pPr>
+        <w:pStyle w:val="a"/>
+        <w:spacing w:after="120"/>
+      </w:pPr>
+      <w:r>
+        <w:rPr>
+          <w:rFonts w:ascii="Times New Roman" w:hAnsi="Times New Roman"/>
+          <w:i/>
+          <w:color w:val="FF0000"/>
+          <w:sz w:val="24"/>
+        </w:rPr>
+        <w:t>Вірні:</w:t>
+      </w:r>
+      <w:r>
+        <w:rPr>
+          <w:rFonts w:ascii="Times New Roman" w:hAnsi="Times New Roman"/>
+          <w:color w:val="000000"/>
+          <w:sz w:val="24"/>
+        </w:rPr>
+        <w:t xml:space="preserve"> Господи, помилуй.</w:t>
+      </w:r>
+    </w:p>
+    <w:p>
+      <w:pPr>
+        <w:pStyle w:val="a"/>
+        <w:spacing w:after="120"/>
+      </w:pPr>
+      <w:r>
+        <w:rPr>
+          <w:rFonts w:ascii="Times New Roman" w:hAnsi="Times New Roman"/>
+          <w:color w:val="000000"/>
+          <w:sz w:val="24"/>
+        </w:rPr>
+        <w:t>Заступи, спаси, помилуй і охорони нас, Боже, твоєю благодаттю.</w:t>
+      </w:r>
+    </w:p>
+    <w:p>
+      <w:pPr>
+        <w:pStyle w:val="a"/>
+        <w:spacing w:after="120"/>
+      </w:pPr>
+      <w:r>
+        <w:rPr>
+          <w:rFonts w:ascii="Times New Roman" w:hAnsi="Times New Roman"/>
+          <w:i/>
+          <w:color w:val="FF0000"/>
+          <w:sz w:val="24"/>
+        </w:rPr>
+        <w:t>Вірні:</w:t>
+      </w:r>
+      <w:r>
+        <w:rPr>
+          <w:rFonts w:ascii="Times New Roman" w:hAnsi="Times New Roman"/>
+          <w:color w:val="000000"/>
+          <w:sz w:val="24"/>
+        </w:rPr>
+        <w:t xml:space="preserve"> Господи, помилуй.</w:t>
+      </w:r>
+    </w:p>
+    <w:p>
+      <w:pPr>
+        <w:pStyle w:val="a"/>
+        <w:spacing w:after="120"/>
+      </w:pPr>
+      <w:r>
+        <w:rPr>
+          <w:rFonts w:ascii="Times New Roman" w:hAnsi="Times New Roman"/>
+          <w:color w:val="000000"/>
+          <w:sz w:val="24"/>
+        </w:rPr>
+        <w:t>Пресвяту, пречисту, преблагословенну, славну Владичицю нашу Богородицю і приснодіву Марію, з усіма святими пом'янувши, самі себе, і один одного, і все життя наше Христу Богові віддаймо.</w:t>
+      </w:r>
+    </w:p>
+    <w:p>
+      <w:pPr>
+        <w:pStyle w:val="a"/>
+        <w:spacing w:after="120"/>
+      </w:pPr>
+      <w:r>
+        <w:rPr>
+          <w:rFonts w:ascii="Times New Roman" w:hAnsi="Times New Roman"/>
+          <w:i/>
+          <w:color w:val="FF0000"/>
+          <w:sz w:val="24"/>
+        </w:rPr>
+        <w:t>Вірні:</w:t>
+      </w:r>
+      <w:r>
+        <w:rPr>
+          <w:rFonts w:ascii="Times New Roman" w:hAnsi="Times New Roman"/>
+          <w:color w:val="000000"/>
+          <w:sz w:val="24"/>
+        </w:rPr>
+        <w:t xml:space="preserve"> Тобі, Господи.</w:t>
+      </w:r>
+    </w:p>
+    <w:p>
+      <w:pPr>
+        <w:pStyle w:val="a"/>
+        <w:spacing w:after="120"/>
+      </w:pPr>
+      <w:r>
+        <w:rPr>
+          <w:rFonts w:ascii="Times New Roman" w:hAnsi="Times New Roman"/>
+          <w:sz w:val="24"/>
+          <w:u w:val="single"/>
+        </w:rPr>
+        <w:t>[Дякуємо тобі, Господи, Боже спасіння нашого, бо ти все робиш для добра життя нашого, щоб ми завжди на тебе споглядали, Спасителю й Доброчинцю душ наших. Бо ти дав спокій нам у час минулої ночі й підвів нас, щоб ми поклонялися величному імені твоєму. Тому молимо тебе, Господи: Дай нам ласку й силу, щоб ми стали гідними співати тобі розумно й молитися безупинно та в страсі і тремтінні над нашим спасінням працювали, при заступництві Христа твого. Пом'яни, Господи, і тих, що вночі до тебе кличуть. Вислухай їх і помилуй, і круши під ноги їх невидимих і войовничих ворогів.]</w:t>
+      </w:r>
+    </w:p>
+    <w:p>
+      <w:pPr>
+        <w:pStyle w:val="a"/>
+        <w:spacing w:after="120"/>
+      </w:pPr>
+      <w:r>
+        <w:rPr>
+          <w:rFonts w:ascii="Times New Roman" w:hAnsi="Times New Roman"/>
+          <w:i/>
+          <w:color w:val="FF0000"/>
+          <w:sz w:val="24"/>
+        </w:rPr>
+        <w:t>Священик:</w:t>
+      </w:r>
+      <w:r>
+        <w:rPr>
+          <w:rFonts w:ascii="Times New Roman" w:hAnsi="Times New Roman"/>
+          <w:i/>
+          <w:color w:val="FF0000"/>
+          <w:sz w:val="24"/>
+        </w:rPr>
+        <w:t xml:space="preserve"> </w:t>
+      </w:r>
+      <w:r>
+        <w:rPr>
+          <w:rFonts w:ascii="Times New Roman" w:hAnsi="Times New Roman"/>
+          <w:color w:val="000000"/>
+          <w:sz w:val="24"/>
+        </w:rPr>
+        <w:t>Бо Ти цар миру і Спас душ наших і Тобі славу возсилаємо: Отцю, і Сину, і Святому Духові</w:t>
+      </w:r>
+      <w:r>
+        <w:rPr>
+          <w:rFonts w:ascii="Times New Roman" w:hAnsi="Times New Roman"/>
+          <w:sz w:val="24"/>
+        </w:rPr>
+        <w:t>, нині і повсякчас, і на віки віків.</w:t>
+      </w:r>
+    </w:p>
+    <w:p>
+      <w:pPr>
+        <w:pStyle w:val="a"/>
+        <w:spacing w:after="120"/>
+      </w:pPr>
+      <w:r>
+        <w:rPr>
+          <w:rFonts w:ascii="Times New Roman" w:hAnsi="Times New Roman"/>
+          <w:i/>
+          <w:color w:val="FF0000"/>
+          <w:sz w:val="24"/>
+        </w:rPr>
+        <w:t>Вірні:</w:t>
+      </w:r>
+      <w:r>
+        <w:rPr>
+          <w:rFonts w:ascii="Times New Roman" w:hAnsi="Times New Roman"/>
+          <w:color w:val="FF0000"/>
+          <w:sz w:val="24"/>
+        </w:rPr>
+        <w:t xml:space="preserve"> </w:t>
+      </w:r>
+      <w:r>
+        <w:rPr>
+          <w:rFonts w:ascii="Times New Roman" w:hAnsi="Times New Roman"/>
+          <w:sz w:val="24"/>
+        </w:rPr>
+        <w:t>Амінь</w:t>
+      </w:r>
+      <w:r>
+        <w:rPr>
+          <w:rFonts w:ascii="Times New Roman" w:hAnsi="Times New Roman"/>
+          <w:i/>
+          <w:sz w:val="24"/>
+        </w:rPr>
+        <w:t>.</w:t>
+      </w:r>
+    </w:p>
+    <w:p>
+      <w:pPr>
+        <w:pStyle w:val="Heading3"/>
+        <w:spacing w:after="120"/>
+        <w:jc w:val="center"/>
+      </w:pPr>
+      <w:r>
+        <w:rPr>
+          <w:rFonts w:ascii="Times New Roman" w:hAnsi="Times New Roman"/>
+          <w:i/>
+          <w:color w:val="FF0000"/>
+          <w:sz w:val="24"/>
+        </w:rPr>
+        <w:t>Пісня 7</w:t>
+      </w:r>
+    </w:p>
+    <w:p>
+      <w:pPr>
+        <w:pStyle w:val="a"/>
+        <w:spacing w:after="120"/>
+      </w:pPr>
+      <w:r>
+        <w:rPr>
+          <w:rFonts w:ascii="Times New Roman" w:hAnsi="Times New Roman"/>
+          <w:b/>
+          <w:i/>
+          <w:color w:val="FF0000"/>
+          <w:sz w:val="24"/>
+        </w:rPr>
+        <w:t>Ірмос (г. 1):</w:t>
+      </w:r>
+      <w:r>
+        <w:rPr>
+          <w:rFonts w:ascii="Times New Roman" w:hAnsi="Times New Roman"/>
+          <w:b/>
+          <w:i/>
+          <w:color w:val="FF0000"/>
+          <w:sz w:val="24"/>
+        </w:rPr>
+        <w:t xml:space="preserve"> </w:t>
+      </w:r>
+      <w:r>
+        <w:rPr>
+          <w:rFonts w:ascii="Times New Roman" w:hAnsi="Times New Roman"/>
+          <w:b/>
+          <w:color w:val="000000"/>
+          <w:sz w:val="24"/>
+        </w:rPr>
+        <w:t>Піч, Спасе, зрошувалася, юнаки ж, радіючи, співали: отців Боже, благословенний Ти.</w:t>
+      </w:r>
+    </w:p>
+    <w:p>
+      <w:pPr>
+        <w:pStyle w:val="a"/>
+        <w:spacing w:after="120"/>
+      </w:pPr>
+      <w:r>
+        <w:rPr>
+          <w:rFonts w:ascii="Times New Roman" w:hAnsi="Times New Roman"/>
+          <w:i/>
+          <w:color w:val="FF0000"/>
+          <w:sz w:val="24"/>
+        </w:rPr>
+        <w:t xml:space="preserve">Стих: </w:t>
+      </w:r>
+      <w:r>
+        <w:rPr>
+          <w:rFonts w:ascii="Times New Roman" w:hAnsi="Times New Roman"/>
+          <w:sz w:val="24"/>
+          <w:u w:val="single"/>
+        </w:rPr>
+        <w:t>Слава, Господи, чесному хресту твоєму і розп'яттю.</w:t>
+      </w:r>
+    </w:p>
+    <w:p>
+      <w:pPr>
+        <w:pStyle w:val="a"/>
+        <w:spacing w:after="120"/>
+      </w:pPr>
+      <w:r>
+        <w:rPr>
+          <w:rFonts w:ascii="Times New Roman" w:hAnsi="Times New Roman"/>
+          <w:color w:val="000000"/>
+          <w:sz w:val="24"/>
+        </w:rPr>
+        <w:t>Будучи розіп’ятим, Ти захитав творіння; коли ж помер, Ти змія умертвив: благословенний Ти, Христе, Боже отців наших.</w:t>
+      </w:r>
+    </w:p>
+    <w:p>
+      <w:pPr>
+        <w:pStyle w:val="a"/>
+        <w:spacing w:after="120"/>
+      </w:pPr>
+      <w:r>
+        <w:rPr>
+          <w:rFonts w:ascii="Times New Roman" w:hAnsi="Times New Roman"/>
+          <w:i/>
+          <w:color w:val="FF0000"/>
+          <w:sz w:val="24"/>
+        </w:rPr>
+        <w:t xml:space="preserve">Стих: </w:t>
+      </w:r>
+      <w:r>
+        <w:rPr>
+          <w:rFonts w:ascii="Times New Roman" w:hAnsi="Times New Roman"/>
+          <w:sz w:val="24"/>
+          <w:u w:val="single"/>
+        </w:rPr>
+        <w:t>Слава, Господи, чесному хресту твоєму і розп'яттю.</w:t>
+      </w:r>
+    </w:p>
+    <w:p>
+      <w:pPr>
+        <w:pStyle w:val="a"/>
+        <w:spacing w:after="120"/>
+      </w:pPr>
+      <w:r>
+        <w:rPr>
+          <w:rFonts w:ascii="Times New Roman" w:hAnsi="Times New Roman"/>
+          <w:color w:val="000000"/>
+          <w:sz w:val="24"/>
+        </w:rPr>
+        <w:t>Напоюється</w:t>
+      </w:r>
+      <w:r>
+        <w:rPr>
+          <w:rFonts w:ascii="Times New Roman" w:hAnsi="Times New Roman"/>
+          <w:color w:val="000000"/>
+          <w:sz w:val="24"/>
+        </w:rPr>
+        <w:t xml:space="preserve"> </w:t>
+      </w:r>
+      <w:r>
+        <w:rPr>
+          <w:rFonts w:ascii="Times New Roman" w:hAnsi="Times New Roman"/>
+          <w:color w:val="000000"/>
+          <w:sz w:val="24"/>
+        </w:rPr>
+        <w:t>жовчю</w:t>
+      </w:r>
+      <w:r>
+        <w:rPr>
+          <w:rFonts w:ascii="Times New Roman" w:hAnsi="Times New Roman"/>
+          <w:color w:val="000000"/>
+          <w:sz w:val="24"/>
+        </w:rPr>
+        <w:t xml:space="preserve"> Довготерпеливий, виточуючи мені солодкість </w:t>
+      </w:r>
+      <w:r>
+        <w:rPr>
+          <w:rFonts w:ascii="Times New Roman" w:hAnsi="Times New Roman"/>
+          <w:color w:val="000000"/>
+          <w:sz w:val="24"/>
+        </w:rPr>
+        <w:t>спасительну</w:t>
+      </w:r>
+      <w:r>
+        <w:rPr>
+          <w:rFonts w:ascii="Times New Roman" w:hAnsi="Times New Roman"/>
+          <w:color w:val="000000"/>
+          <w:sz w:val="24"/>
+        </w:rPr>
+        <w:t xml:space="preserve">, що позбавився райської їжі через </w:t>
+      </w:r>
+      <w:r>
+        <w:rPr>
+          <w:rFonts w:ascii="Times New Roman" w:hAnsi="Times New Roman"/>
+          <w:color w:val="000000"/>
+          <w:sz w:val="24"/>
+        </w:rPr>
+        <w:t>насолодження</w:t>
+      </w:r>
+      <w:r>
+        <w:rPr>
+          <w:rFonts w:ascii="Times New Roman" w:hAnsi="Times New Roman"/>
+          <w:color w:val="000000"/>
+          <w:sz w:val="24"/>
+        </w:rPr>
+        <w:t xml:space="preserve"> плодом дерева.</w:t>
+      </w:r>
+    </w:p>
+    <w:p>
+      <w:pPr>
+        <w:pStyle w:val="a"/>
+        <w:spacing w:after="120"/>
+      </w:pPr>
+      <w:r>
+        <w:rPr>
+          <w:rFonts w:ascii="Times New Roman" w:hAnsi="Times New Roman"/>
+          <w:b/>
+          <w:sz w:val="24"/>
+        </w:rPr>
+        <w:t xml:space="preserve">Слава: І нині: </w:t>
+      </w:r>
+      <w:r>
+        <w:rPr>
+          <w:rFonts w:ascii="Times New Roman" w:hAnsi="Times New Roman"/>
+          <w:i/>
+          <w:color w:val="FF0000"/>
+          <w:sz w:val="24"/>
+        </w:rPr>
+        <w:t xml:space="preserve">Богородичний: </w:t>
+      </w:r>
+      <w:r>
+        <w:rPr>
+          <w:rFonts w:ascii="Times New Roman" w:hAnsi="Times New Roman"/>
+          <w:color w:val="000000"/>
+          <w:sz w:val="24"/>
+        </w:rPr>
+        <w:t>Бачачи розіп’ятого Господа, непорочна Богородиця промовляла: горе Мені, Сину Мій, як Ти помираєш, життя і надія вірних.</w:t>
+      </w:r>
+    </w:p>
+    <w:p>
+      <w:pPr>
+        <w:pStyle w:val="Heading3"/>
+        <w:spacing w:after="120"/>
+        <w:jc w:val="center"/>
+      </w:pPr>
+      <w:r>
+        <w:rPr>
+          <w:rFonts w:ascii="Times New Roman" w:hAnsi="Times New Roman"/>
+          <w:i/>
+          <w:color w:val="FF0000"/>
+          <w:sz w:val="24"/>
+        </w:rPr>
+        <w:t>Пісня 8</w:t>
+      </w:r>
+    </w:p>
+    <w:p>
+      <w:pPr>
+        <w:pStyle w:val="a"/>
+        <w:spacing w:after="120"/>
+      </w:pPr>
+      <w:r>
+        <w:rPr>
+          <w:rFonts w:ascii="Times New Roman" w:hAnsi="Times New Roman"/>
+          <w:b/>
+          <w:i/>
+          <w:color w:val="FF0000"/>
+          <w:sz w:val="24"/>
+        </w:rPr>
+        <w:t>Ірмос (г. 1):</w:t>
+      </w:r>
+      <w:r>
+        <w:rPr>
+          <w:rFonts w:ascii="Times New Roman" w:hAnsi="Times New Roman"/>
+          <w:b/>
+          <w:i/>
+          <w:color w:val="FF0000"/>
+          <w:sz w:val="24"/>
+        </w:rPr>
+        <w:t xml:space="preserve"> </w:t>
+      </w:r>
+      <w:r>
+        <w:rPr>
+          <w:rFonts w:ascii="Times New Roman" w:hAnsi="Times New Roman"/>
+          <w:b/>
+          <w:color w:val="000000"/>
+          <w:sz w:val="24"/>
+        </w:rPr>
+        <w:t>Піснеспівці</w:t>
+      </w:r>
+      <w:r>
+        <w:rPr>
+          <w:rFonts w:ascii="Times New Roman" w:hAnsi="Times New Roman"/>
+          <w:b/>
+          <w:color w:val="000000"/>
+          <w:sz w:val="24"/>
+        </w:rPr>
+        <w:t xml:space="preserve"> юнаки в печі Спасителя, що перетворив полум’я на росу, Христа Бога, оспівуйте і прославляйте по всі віки.</w:t>
+      </w:r>
+    </w:p>
+    <w:p>
+      <w:pPr>
+        <w:pStyle w:val="a"/>
+        <w:spacing w:after="120"/>
+      </w:pPr>
+      <w:r>
+        <w:rPr>
+          <w:rFonts w:ascii="Times New Roman" w:hAnsi="Times New Roman"/>
+          <w:i/>
+          <w:color w:val="FF0000"/>
+          <w:sz w:val="24"/>
+        </w:rPr>
+        <w:t xml:space="preserve">Стих: </w:t>
+      </w:r>
+      <w:r>
+        <w:rPr>
+          <w:rFonts w:ascii="Times New Roman" w:hAnsi="Times New Roman"/>
+          <w:sz w:val="24"/>
+          <w:u w:val="single"/>
+        </w:rPr>
+        <w:t>Слава, Господи, чесному хресту твоєму і розп'яттю.</w:t>
+      </w:r>
+    </w:p>
+    <w:p>
+      <w:pPr>
+        <w:pStyle w:val="a"/>
+        <w:spacing w:after="120"/>
+      </w:pPr>
+      <w:r>
+        <w:rPr>
+          <w:rFonts w:ascii="Times New Roman" w:hAnsi="Times New Roman"/>
+          <w:color w:val="000000"/>
+          <w:sz w:val="24"/>
+        </w:rPr>
+        <w:t xml:space="preserve">Коли Ти, Спасе, розіп’явся на хресті, заколихалося творіння: сонце сховало проміння, і камені розкололися, і пекло швидко спорожнилося, не </w:t>
+      </w:r>
+      <w:r>
+        <w:rPr>
+          <w:rFonts w:ascii="Times New Roman" w:hAnsi="Times New Roman"/>
+          <w:color w:val="000000"/>
+          <w:sz w:val="24"/>
+        </w:rPr>
+        <w:t>терплячи</w:t>
+      </w:r>
+      <w:r>
+        <w:rPr>
+          <w:rFonts w:ascii="Times New Roman" w:hAnsi="Times New Roman"/>
+          <w:color w:val="000000"/>
+          <w:sz w:val="24"/>
+        </w:rPr>
+        <w:t xml:space="preserve"> сили Твоєї.</w:t>
+      </w:r>
+    </w:p>
+    <w:p>
+      <w:pPr>
+        <w:pStyle w:val="a"/>
+        <w:spacing w:after="120"/>
+      </w:pPr>
+      <w:r>
+        <w:rPr>
+          <w:rFonts w:ascii="Times New Roman" w:hAnsi="Times New Roman"/>
+          <w:i/>
+          <w:color w:val="FF0000"/>
+          <w:sz w:val="24"/>
+        </w:rPr>
+        <w:t xml:space="preserve">Стих: </w:t>
+      </w:r>
+      <w:r>
+        <w:rPr>
+          <w:rFonts w:ascii="Times New Roman" w:hAnsi="Times New Roman"/>
+          <w:sz w:val="24"/>
+          <w:u w:val="single"/>
+        </w:rPr>
+        <w:t>Слава, Господи, чесному хресту твоєму і розп'яттю.</w:t>
+      </w:r>
+    </w:p>
+    <w:p>
+      <w:pPr>
+        <w:pStyle w:val="a"/>
+        <w:spacing w:after="120"/>
+      </w:pPr>
+      <w:r>
+        <w:rPr>
+          <w:rFonts w:ascii="Times New Roman" w:hAnsi="Times New Roman"/>
+          <w:color w:val="000000"/>
+          <w:sz w:val="24"/>
+        </w:rPr>
+        <w:t xml:space="preserve">За засудження вигнаного Ти перетерпів засудження і страждання; за того, хто став </w:t>
+      </w:r>
+      <w:r>
+        <w:rPr>
+          <w:rFonts w:ascii="Times New Roman" w:hAnsi="Times New Roman"/>
+          <w:color w:val="000000"/>
+          <w:sz w:val="24"/>
+        </w:rPr>
+        <w:t>нагим</w:t>
+      </w:r>
+      <w:r>
+        <w:rPr>
+          <w:rFonts w:ascii="Times New Roman" w:hAnsi="Times New Roman"/>
+          <w:color w:val="000000"/>
+          <w:sz w:val="24"/>
+        </w:rPr>
+        <w:t xml:space="preserve">, Ти висів </w:t>
+      </w:r>
+      <w:r>
+        <w:rPr>
+          <w:rFonts w:ascii="Times New Roman" w:hAnsi="Times New Roman"/>
+          <w:color w:val="000000"/>
+          <w:sz w:val="24"/>
+        </w:rPr>
+        <w:t>нагим</w:t>
+      </w:r>
+      <w:r>
+        <w:rPr>
+          <w:rFonts w:ascii="Times New Roman" w:hAnsi="Times New Roman"/>
+          <w:color w:val="000000"/>
+          <w:sz w:val="24"/>
+        </w:rPr>
+        <w:t xml:space="preserve"> на древі, Щедрий; велика Твоя держава і довготерпіння.</w:t>
+      </w:r>
+    </w:p>
+    <w:p>
+      <w:pPr>
+        <w:pStyle w:val="a"/>
+        <w:spacing w:after="120"/>
+      </w:pPr>
+      <w:r>
+        <w:rPr>
+          <w:rFonts w:ascii="Times New Roman" w:hAnsi="Times New Roman"/>
+          <w:b/>
+          <w:color w:val="000000"/>
+          <w:sz w:val="24"/>
+        </w:rPr>
+        <w:t>Благословім Отця і Сина і Святого Духа Господа, нині і повсякчас, і на віки віків. Амінь.</w:t>
+      </w:r>
+    </w:p>
+    <w:p>
+      <w:pPr>
+        <w:pStyle w:val="a"/>
+        <w:spacing w:after="120"/>
+      </w:pPr>
+      <w:r>
+        <w:rPr>
+          <w:rFonts w:ascii="Times New Roman" w:hAnsi="Times New Roman"/>
+          <w:i/>
+          <w:color w:val="FF0000"/>
+          <w:sz w:val="24"/>
+        </w:rPr>
+        <w:t xml:space="preserve">Богородичний: </w:t>
+      </w:r>
+      <w:r>
+        <w:rPr>
+          <w:rFonts w:ascii="Times New Roman" w:hAnsi="Times New Roman"/>
+          <w:color w:val="000000"/>
+          <w:sz w:val="24"/>
+        </w:rPr>
+        <w:t xml:space="preserve">Ти, що вища за небеса, дивлячись на Єдиного Всевишнього, піднесеного на хресті, який скинув піднесення ворожі, оспівувала Його голосно. </w:t>
       </w:r>
     </w:p>
     <w:p>
@@ -12464,62 +14224,48 @@
         <w:jc w:val="center"/>
         <w:rPr>
           <w:rFonts w:ascii="Times New Roman" w:cs="Times New Roman" w:eastAsia="Times New Roman" w:hAnsi="Times New Roman"/>
-          <w:i w:val="1"/>
-          <w:color w:val="ff0000"/>
-        </w:rPr>
-      </w:pPr>
-      <w:r>
-        <w:rPr>
-          <w:rFonts w:ascii="Times New Roman" w:cs="Times New Roman" w:eastAsia="Times New Roman" w:hAnsi="Times New Roman"/>
           <w:b w:val="1"/>
           <w:i w:val="1"/>
           <w:color w:val="ff0000"/>
-          <w:rtl w:val="0"/>
-        </w:rPr>
-        <w:t xml:space="preserve">Мала єктенія</w:t>
-      </w:r>
-      <w:r>
-        <w:rPr>
-          <w:rtl w:val="0"/>
-        </w:rPr>
-      </w:r>
-    </w:p>
-    <w:p>
-      <w:pPr>
-        <w:spacing w:after="120" w:lineRule="auto"/>
-        <w:jc w:val="both"/>
-        <w:rPr>
-          <w:rFonts w:ascii="Times New Roman" w:cs="Times New Roman" w:eastAsia="Times New Roman" w:hAnsi="Times New Roman"/>
-          <w:i w:val="1"/>
-          <w:color w:val="000000"/>
-          <w:sz w:val="24"/>
-          <w:szCs w:val="24"/>
-        </w:rPr>
-      </w:pPr>
-      <w:r>
-        <w:rPr>
-          <w:rFonts w:ascii="Times New Roman" w:cs="Times New Roman" w:eastAsia="Times New Roman" w:hAnsi="Times New Roman"/>
-          <w:color w:val="000000"/>
-          <w:sz w:val="24"/>
-          <w:szCs w:val="24"/>
-          <w:rtl w:val="0"/>
-        </w:rPr>
-        <w:t xml:space="preserve">Ще і ще в мирі Господеві помолімся.</w:t>
-      </w:r>
-      <w:r>
-        <w:rPr>
-          <w:rtl w:val="0"/>
-        </w:rPr>
-      </w:r>
-    </w:p>
-    <w:p>
-      <w:pPr>
-        <w:spacing w:after="120" w:lineRule="auto"/>
-        <w:jc w:val="both"/>
-        <w:rPr>
-          <w:rFonts w:ascii="Times New Roman" w:cs="Times New Roman" w:eastAsia="Times New Roman" w:hAnsi="Times New Roman"/>
-          <w:i w:val="1"/>
-          <w:color w:val="000000"/>
+        </w:rPr>
+      </w:pPr>
+      <w:r>
+        <w:rPr>
+          <w:rFonts w:ascii="Times New Roman" w:cs="Times New Roman" w:eastAsia="Times New Roman" w:hAnsi="Times New Roman"/>
+          <w:b w:val="1"/>
+          <w:i w:val="1"/>
+          <w:color w:val="ff0000"/>
+          <w:rtl w:val="0"/>
+        </w:rPr>
+        <w:t xml:space="preserve">Пісня Богородиці</w:t>
+      </w:r>
+    </w:p>
+    <w:p>
+      <w:pPr>
+        <w:spacing w:after="120" w:lineRule="auto"/>
+        <w:jc w:val="both"/>
+        <w:rPr>
+          <w:rFonts w:ascii="Times New Roman" w:cs="Times New Roman" w:eastAsia="Times New Roman" w:hAnsi="Times New Roman"/>
+          <w:sz w:val="24"/>
+          <w:szCs w:val="24"/>
+        </w:rPr>
+      </w:pPr>
+      <w:r>
+        <w:rPr>
+          <w:rFonts w:ascii="Times New Roman" w:cs="Times New Roman" w:eastAsia="Times New Roman" w:hAnsi="Times New Roman"/>
+          <w:sz w:val="24"/>
+          <w:szCs w:val="24"/>
+          <w:rtl w:val="0"/>
+        </w:rPr>
+        <w:t xml:space="preserve">Богородицю і Матір Світла піснями звеличаймо.</w:t>
+      </w:r>
+    </w:p>
+    <w:p>
+      <w:pPr>
+        <w:spacing w:after="120" w:lineRule="auto"/>
+        <w:jc w:val="both"/>
+        <w:rPr>
+          <w:rFonts w:ascii="Times New Roman" w:cs="Times New Roman" w:eastAsia="Times New Roman" w:hAnsi="Times New Roman"/>
           <w:sz w:val="24"/>
           <w:szCs w:val="24"/>
         </w:rPr>
@@ -12538,284 +14284,159 @@
       <w:r>
         <w:rPr>
           <w:rFonts w:ascii="Times New Roman" w:cs="Times New Roman" w:eastAsia="Times New Roman" w:hAnsi="Times New Roman"/>
-          <w:color w:val="000000"/>
-          <w:sz w:val="24"/>
-          <w:szCs w:val="24"/>
-          <w:rtl w:val="0"/>
-        </w:rPr>
-        <w:t xml:space="preserve"> Господи, помилуй.</w:t>
-      </w:r>
-      <w:r>
-        <w:rPr>
-          <w:rtl w:val="0"/>
-        </w:rPr>
-      </w:r>
-    </w:p>
-    <w:p>
-      <w:pPr>
-        <w:spacing w:after="120" w:lineRule="auto"/>
-        <w:jc w:val="both"/>
-        <w:rPr>
-          <w:rFonts w:ascii="Times New Roman" w:cs="Times New Roman" w:eastAsia="Times New Roman" w:hAnsi="Times New Roman"/>
-          <w:i w:val="1"/>
-          <w:color w:val="000000"/>
-          <w:sz w:val="24"/>
-          <w:szCs w:val="24"/>
-        </w:rPr>
-      </w:pPr>
-      <w:r>
-        <w:rPr>
-          <w:rFonts w:ascii="Times New Roman" w:cs="Times New Roman" w:eastAsia="Times New Roman" w:hAnsi="Times New Roman"/>
-          <w:color w:val="000000"/>
-          <w:sz w:val="24"/>
-          <w:szCs w:val="24"/>
-          <w:rtl w:val="0"/>
-        </w:rPr>
-        <w:t xml:space="preserve">Заступи, спаси, помилуй і охорони нас, Боже, твоєю благодаттю.</w:t>
-      </w:r>
-      <w:r>
-        <w:rPr>
-          <w:rtl w:val="0"/>
-        </w:rPr>
-      </w:r>
-    </w:p>
-    <w:p>
-      <w:pPr>
-        <w:spacing w:after="120" w:lineRule="auto"/>
-        <w:jc w:val="both"/>
-        <w:rPr>
-          <w:rFonts w:ascii="Times New Roman" w:cs="Times New Roman" w:eastAsia="Times New Roman" w:hAnsi="Times New Roman"/>
-          <w:i w:val="1"/>
-          <w:color w:val="000000"/>
-          <w:sz w:val="24"/>
-          <w:szCs w:val="24"/>
-        </w:rPr>
-      </w:pPr>
-      <w:r>
-        <w:rPr>
-          <w:rFonts w:ascii="Times New Roman" w:cs="Times New Roman" w:eastAsia="Times New Roman" w:hAnsi="Times New Roman"/>
-          <w:i w:val="1"/>
-          <w:color w:val="ff0000"/>
-          <w:sz w:val="24"/>
-          <w:szCs w:val="24"/>
-          <w:rtl w:val="0"/>
-        </w:rPr>
-        <w:t xml:space="preserve">Вірні:</w:t>
-      </w:r>
-      <w:r>
-        <w:rPr>
-          <w:rFonts w:ascii="Times New Roman" w:cs="Times New Roman" w:eastAsia="Times New Roman" w:hAnsi="Times New Roman"/>
-          <w:color w:val="000000"/>
-          <w:sz w:val="24"/>
-          <w:szCs w:val="24"/>
-          <w:rtl w:val="0"/>
-        </w:rPr>
-        <w:t xml:space="preserve"> Господи, помилуй.</w:t>
-      </w:r>
-      <w:r>
-        <w:rPr>
-          <w:rtl w:val="0"/>
-        </w:rPr>
-      </w:r>
-    </w:p>
-    <w:p>
-      <w:pPr>
-        <w:spacing w:after="120" w:lineRule="auto"/>
-        <w:jc w:val="both"/>
-        <w:rPr>
-          <w:rFonts w:ascii="Times New Roman" w:cs="Times New Roman" w:eastAsia="Times New Roman" w:hAnsi="Times New Roman"/>
-          <w:i w:val="1"/>
-          <w:color w:val="000000"/>
-          <w:sz w:val="24"/>
-          <w:szCs w:val="24"/>
-        </w:rPr>
-      </w:pPr>
-      <w:r>
-        <w:rPr>
-          <w:rFonts w:ascii="Times New Roman" w:cs="Times New Roman" w:eastAsia="Times New Roman" w:hAnsi="Times New Roman"/>
-          <w:color w:val="000000"/>
-          <w:sz w:val="24"/>
-          <w:szCs w:val="24"/>
-          <w:rtl w:val="0"/>
-        </w:rPr>
-        <w:t xml:space="preserve">Пресвяту, пречисту, преблагословенну, славну Владичицю нашу Богородицю і приснодіву Марію, з усіма святими пом'янувши, самі себе, і один одного, і все життя наше Христу Богові віддаймо.</w:t>
-      </w:r>
-      <w:r>
-        <w:rPr>
-          <w:rtl w:val="0"/>
-        </w:rPr>
-      </w:r>
-    </w:p>
-    <w:p>
-      <w:pPr>
-        <w:spacing w:after="120" w:lineRule="auto"/>
-        <w:jc w:val="both"/>
-        <w:rPr>
-          <w:rFonts w:ascii="Times New Roman" w:cs="Times New Roman" w:eastAsia="Times New Roman" w:hAnsi="Times New Roman"/>
-          <w:i w:val="1"/>
-          <w:color w:val="000000"/>
-          <w:sz w:val="24"/>
-          <w:szCs w:val="24"/>
-        </w:rPr>
-      </w:pPr>
-      <w:r>
-        <w:rPr>
-          <w:rFonts w:ascii="Times New Roman" w:cs="Times New Roman" w:eastAsia="Times New Roman" w:hAnsi="Times New Roman"/>
-          <w:i w:val="1"/>
-          <w:color w:val="ff0000"/>
-          <w:sz w:val="24"/>
-          <w:szCs w:val="24"/>
-          <w:rtl w:val="0"/>
-        </w:rPr>
-        <w:t xml:space="preserve">Вірні:</w:t>
-      </w:r>
-      <w:r>
-        <w:rPr>
-          <w:rFonts w:ascii="Times New Roman" w:cs="Times New Roman" w:eastAsia="Times New Roman" w:hAnsi="Times New Roman"/>
-          <w:color w:val="000000"/>
-          <w:sz w:val="24"/>
-          <w:szCs w:val="24"/>
-          <w:rtl w:val="0"/>
-        </w:rPr>
-        <w:t xml:space="preserve"> Тобі, Господи.</w:t>
-      </w:r>
-      <w:r>
-        <w:rPr>
-          <w:rtl w:val="0"/>
-        </w:rPr>
-      </w:r>
-    </w:p>
-    <w:p>
-      <w:pPr>
-        <w:spacing w:after="120" w:lineRule="auto"/>
-        <w:jc w:val="both"/>
-        <w:rPr>
-          <w:rFonts w:ascii="Times New Roman" w:cs="Times New Roman" w:eastAsia="Times New Roman" w:hAnsi="Times New Roman"/>
-          <w:sz w:val="24"/>
-          <w:szCs w:val="24"/>
-          <w:u w:val="single"/>
-        </w:rPr>
-      </w:pPr>
-      <w:bookmarkStart w:colFirst="0" w:colLast="0" w:name="_heading=h.gjdgxs" w:id="0"/>
-      <w:bookmarkEnd w:id="0"/>
-      <w:r>
-        <w:rPr>
-          <w:rFonts w:ascii="Times New Roman" w:cs="Times New Roman" w:eastAsia="Times New Roman" w:hAnsi="Times New Roman"/>
-          <w:sz w:val="24"/>
-          <w:szCs w:val="24"/>
-          <w:u w:val="single"/>
-          <w:rtl w:val="0"/>
-        </w:rPr>
-        <w:t xml:space="preserve">[Господи, Боже наш, що сонну неміч забрав від нас і покликав нас візванням святим, щоб і вночі підносити руки наші і прославляти тебе за справедливі твої присуди. Прийми благання наші, моління, визнавання, нічні служби і даруй нам, Боже, віру бездоганну, надію впевнену, любов нелицемірну. Благослови наші входи й виходи, вчинки, слова, діла й думки; і дай нам дочекатися початку дня, нам, що хвалять й оспівують, і благословлять добрість твоєї несказанної сили]</w:t>
-      </w:r>
-    </w:p>
-    <w:p>
-      <w:pPr>
-        <w:spacing w:after="120" w:lineRule="auto"/>
-        <w:jc w:val="both"/>
-        <w:rPr>
-          <w:rFonts w:ascii="Times New Roman" w:cs="Times New Roman" w:eastAsia="Times New Roman" w:hAnsi="Times New Roman"/>
-          <w:sz w:val="24"/>
-          <w:szCs w:val="24"/>
-        </w:rPr>
-      </w:pPr>
-      <w:r>
-        <w:rPr>
-          <w:rFonts w:ascii="Times New Roman" w:hAnsi="Times New Roman"/>
-          <w:i/>
-          <w:color w:val="FF4400"/>
-          <w:sz w:val="24"/>
-        </w:rPr>
-        <w:t>Священик:</w:t>
-      </w:r>
-      <w:r>
-        <w:rPr>
-          <w:rFonts w:ascii="Times New Roman" w:hAnsi="Times New Roman"/>
-          <w:sz w:val="24"/>
-        </w:rPr>
-        <w:t xml:space="preserve"> Бо Ти Бог наш і Тобі славу возсилаємо: Отцю, і Сину, і Святому Духові, нині і повсякчас, і на віки віків.</w:t>
-      </w:r>
-    </w:p>
-    <w:p>
-      <w:pPr>
-        <w:spacing w:after="120" w:lineRule="auto"/>
-        <w:jc w:val="both"/>
-        <w:rPr>
-          <w:rFonts w:ascii="Times New Roman" w:cs="Times New Roman" w:eastAsia="Times New Roman" w:hAnsi="Times New Roman"/>
-          <w:sz w:val="24"/>
-          <w:szCs w:val="24"/>
-        </w:rPr>
-      </w:pPr>
-      <w:r>
-        <w:rPr>
-          <w:rFonts w:ascii="Times New Roman" w:cs="Times New Roman" w:eastAsia="Times New Roman" w:hAnsi="Times New Roman"/>
-          <w:i w:val="1"/>
-          <w:color w:val="ff0000"/>
-          <w:sz w:val="24"/>
-          <w:szCs w:val="24"/>
-          <w:rtl w:val="0"/>
-        </w:rPr>
-        <w:t xml:space="preserve">Вірні:</w:t>
-      </w:r>
-      <w:r>
-        <w:rPr>
-          <w:rFonts w:ascii="Times New Roman" w:cs="Times New Roman" w:eastAsia="Times New Roman" w:hAnsi="Times New Roman"/>
-          <w:color w:val="ff0000"/>
-          <w:sz w:val="24"/>
-          <w:szCs w:val="24"/>
-          <w:rtl w:val="0"/>
-        </w:rPr>
-        <w:t xml:space="preserve"> </w:t>
-      </w:r>
-      <w:r>
-        <w:rPr>
-          <w:rFonts w:ascii="Times New Roman" w:cs="Times New Roman" w:eastAsia="Times New Roman" w:hAnsi="Times New Roman"/>
-          <w:sz w:val="24"/>
-          <w:szCs w:val="24"/>
-          <w:rtl w:val="0"/>
-        </w:rPr>
-        <w:t xml:space="preserve">Амінь.</w:t>
-      </w:r>
-    </w:p>
-    <w:p>
-      <w:pPr>
-        <w:spacing w:after="120" w:lineRule="auto"/>
-        <w:jc w:val="both"/>
-        <w:rPr>
-          <w:rFonts w:ascii="Times New Roman" w:cs="Times New Roman" w:eastAsia="Times New Roman" w:hAnsi="Times New Roman"/>
-          <w:sz w:val="24"/>
-          <w:szCs w:val="24"/>
-        </w:rPr>
-      </w:pPr>
-      <w:r>
-        <w:rPr>
-          <w:rtl w:val="0"/>
-        </w:rPr>
-      </w:r>
-    </w:p>
-    <w:p>
-      <w:pPr>
-        <w:spacing w:after="120" w:lineRule="auto"/>
-        <w:jc w:val="both"/>
-        <w:rPr>
-          <w:rFonts w:ascii="Times New Roman" w:cs="Times New Roman" w:eastAsia="Times New Roman" w:hAnsi="Times New Roman"/>
-          <w:sz w:val="24"/>
-          <w:szCs w:val="24"/>
-        </w:rPr>
-      </w:pPr>
-      <w:r>
-        <w:rPr>
-          <w:rtl w:val="0"/>
-        </w:rPr>
-      </w:r>
-    </w:p>
-    <w:p>
-      <w:pPr>
-        <w:spacing w:after="120" w:lineRule="auto"/>
-        <w:jc w:val="both"/>
-        <w:rPr>
-          <w:rFonts w:ascii="Times New Roman" w:cs="Times New Roman" w:eastAsia="Times New Roman" w:hAnsi="Times New Roman"/>
-          <w:i w:val="1"/>
+          <w:sz w:val="24"/>
+          <w:szCs w:val="24"/>
+          <w:rtl w:val="0"/>
+        </w:rPr>
+        <w:t xml:space="preserve"> Величає душа моя Господа,* і дух мій радіє в Бозі, Спасі моїм.</w:t>
+      </w:r>
+    </w:p>
+    <w:p>
+      <w:pPr>
+        <w:spacing w:after="120" w:lineRule="auto"/>
+        <w:jc w:val="both"/>
+        <w:rPr>
+          <w:rFonts w:ascii="Times New Roman" w:cs="Times New Roman" w:eastAsia="Times New Roman" w:hAnsi="Times New Roman"/>
+          <w:sz w:val="24"/>
+          <w:szCs w:val="24"/>
+        </w:rPr>
+      </w:pPr>
+      <w:r>
+        <w:rPr>
+          <w:rFonts w:ascii="Times New Roman" w:cs="Times New Roman" w:eastAsia="Times New Roman" w:hAnsi="Times New Roman"/>
+          <w:sz w:val="24"/>
+          <w:szCs w:val="24"/>
+          <w:rtl w:val="0"/>
+        </w:rPr>
+        <w:t xml:space="preserve">Чеснішу від херувимів,* і незрівнянно славнішу від серафимів,* що без зотління Бога Слово породила,* сущу Богородицю, тебе величаємо. </w:t>
+      </w:r>
+      <w:r>
+        <w:rPr>
+          <w:rFonts w:ascii="Times New Roman" w:cs="Times New Roman" w:eastAsia="Times New Roman" w:hAnsi="Times New Roman"/>
+          <w:i w:val="1"/>
+          <w:color w:val="ff0000"/>
+          <w:sz w:val="24"/>
+          <w:szCs w:val="24"/>
+          <w:rtl w:val="0"/>
+        </w:rPr>
+        <w:t xml:space="preserve">(після кожного стиха)</w:t>
+      </w:r>
+      <w:r>
+        <w:rPr>
+          <w:rFonts w:ascii="Times New Roman" w:cs="Times New Roman" w:eastAsia="Times New Roman" w:hAnsi="Times New Roman"/>
+          <w:sz w:val="24"/>
+          <w:szCs w:val="24"/>
+          <w:rtl w:val="0"/>
+        </w:rPr>
+        <w:t xml:space="preserve">.</w:t>
+      </w:r>
+    </w:p>
+    <w:p>
+      <w:pPr>
+        <w:spacing w:after="120" w:lineRule="auto"/>
+        <w:jc w:val="both"/>
+        <w:rPr>
+          <w:rFonts w:ascii="Times New Roman" w:cs="Times New Roman" w:eastAsia="Times New Roman" w:hAnsi="Times New Roman"/>
+          <w:sz w:val="24"/>
+          <w:szCs w:val="24"/>
+        </w:rPr>
+      </w:pPr>
+      <w:r>
+        <w:rPr>
+          <w:rFonts w:ascii="Times New Roman" w:cs="Times New Roman" w:eastAsia="Times New Roman" w:hAnsi="Times New Roman"/>
+          <w:sz w:val="24"/>
+          <w:szCs w:val="24"/>
+          <w:rtl w:val="0"/>
+        </w:rPr>
+        <w:t xml:space="preserve">Бо він зглянувся на покору слугині своєї,* ось бо віднині ублажатимуть мене всі роди.</w:t>
+      </w:r>
+    </w:p>
+    <w:p>
+      <w:pPr>
+        <w:spacing w:after="120" w:lineRule="auto"/>
+        <w:jc w:val="both"/>
+        <w:rPr>
+          <w:rFonts w:ascii="Times New Roman" w:cs="Times New Roman" w:eastAsia="Times New Roman" w:hAnsi="Times New Roman"/>
+          <w:sz w:val="24"/>
+          <w:szCs w:val="24"/>
+        </w:rPr>
+      </w:pPr>
+      <w:r>
+        <w:rPr>
+          <w:rFonts w:ascii="Times New Roman" w:cs="Times New Roman" w:eastAsia="Times New Roman" w:hAnsi="Times New Roman"/>
+          <w:sz w:val="24"/>
+          <w:szCs w:val="24"/>
+          <w:rtl w:val="0"/>
+        </w:rPr>
+        <w:t xml:space="preserve">Велике бо вчинив мені Всемогутній, і святе ім'я його.* Милосердя його з роду в рід на тих, які бояться його.</w:t>
+      </w:r>
+    </w:p>
+    <w:p>
+      <w:pPr>
+        <w:spacing w:after="120" w:lineRule="auto"/>
+        <w:jc w:val="both"/>
+        <w:rPr>
+          <w:rFonts w:ascii="Times New Roman" w:cs="Times New Roman" w:eastAsia="Times New Roman" w:hAnsi="Times New Roman"/>
+          <w:sz w:val="24"/>
+          <w:szCs w:val="24"/>
+        </w:rPr>
+      </w:pPr>
+      <w:r>
+        <w:rPr>
+          <w:rFonts w:ascii="Times New Roman" w:cs="Times New Roman" w:eastAsia="Times New Roman" w:hAnsi="Times New Roman"/>
+          <w:sz w:val="24"/>
+          <w:szCs w:val="24"/>
+          <w:rtl w:val="0"/>
+        </w:rPr>
+        <w:t xml:space="preserve">Він виявив потугу рамени свого,* розвіяв гордих у задумах їхніх сердець.</w:t>
+      </w:r>
+    </w:p>
+    <w:p>
+      <w:pPr>
+        <w:spacing w:after="120" w:lineRule="auto"/>
+        <w:jc w:val="both"/>
+        <w:rPr>
+          <w:rFonts w:ascii="Times New Roman" w:cs="Times New Roman" w:eastAsia="Times New Roman" w:hAnsi="Times New Roman"/>
+          <w:sz w:val="24"/>
+          <w:szCs w:val="24"/>
+        </w:rPr>
+      </w:pPr>
+      <w:r>
+        <w:rPr>
+          <w:rFonts w:ascii="Times New Roman" w:cs="Times New Roman" w:eastAsia="Times New Roman" w:hAnsi="Times New Roman"/>
+          <w:sz w:val="24"/>
+          <w:szCs w:val="24"/>
+          <w:rtl w:val="0"/>
+        </w:rPr>
+        <w:t xml:space="preserve">Могутніх скинув з престолів, підняв угору смиренних;* наситив благами голодних, багатих же відіслав з порожніми руками.</w:t>
+      </w:r>
+    </w:p>
+    <w:p>
+      <w:pPr>
+        <w:spacing w:after="120" w:lineRule="auto"/>
+        <w:jc w:val="both"/>
+        <w:rPr>
+          <w:rFonts w:ascii="Times New Roman" w:cs="Times New Roman" w:eastAsia="Times New Roman" w:hAnsi="Times New Roman"/>
+          <w:sz w:val="24"/>
+          <w:szCs w:val="24"/>
+        </w:rPr>
+      </w:pPr>
+      <w:r>
+        <w:rPr>
+          <w:rFonts w:ascii="Times New Roman" w:cs="Times New Roman" w:eastAsia="Times New Roman" w:hAnsi="Times New Roman"/>
+          <w:sz w:val="24"/>
+          <w:szCs w:val="24"/>
+          <w:rtl w:val="0"/>
+        </w:rPr>
+        <w:t xml:space="preserve">Він пригорнув Ізраїля, слугу свого, згадавши своє милосердя,* як обіцяв був батькам нашим – Авраамові і його потомству повіки.</w:t>
+      </w:r>
+    </w:p>
+    <w:p>
+      <w:pPr>
+        <w:spacing w:after="120" w:lineRule="auto"/>
+        <w:jc w:val="both"/>
+        <w:rPr>
+          <w:rFonts w:ascii="Times New Roman" w:cs="Times New Roman" w:eastAsia="Times New Roman" w:hAnsi="Times New Roman"/>
           <w:sz w:val="24"/>
           <w:szCs w:val="24"/>
         </w:rPr>
@@ -12829,599 +14450,6 @@
     <w:p>
       <w:pPr>
         <w:pStyle w:val="Heading3"/>
-        <w:spacing w:after="120" w:before="0" w:lineRule="auto"/>
-        <w:jc w:val="center"/>
-        <w:rPr>
-          <w:rFonts w:ascii="Times New Roman" w:cs="Times New Roman" w:eastAsia="Times New Roman" w:hAnsi="Times New Roman"/>
-          <w:i w:val="1"/>
-          <w:color w:val="ff0000"/>
-        </w:rPr>
-      </w:pPr>
-      <w:r>
-        <w:rPr>
-          <w:rFonts w:ascii="Times New Roman" w:cs="Times New Roman" w:eastAsia="Times New Roman" w:hAnsi="Times New Roman"/>
-          <w:b w:val="1"/>
-          <w:i w:val="1"/>
-          <w:color w:val="ff0000"/>
-          <w:rtl w:val="0"/>
-        </w:rPr>
-        <w:t xml:space="preserve">Мала єктенія</w:t>
-      </w:r>
-      <w:r>
-        <w:rPr>
-          <w:rtl w:val="0"/>
-        </w:rPr>
-      </w:r>
-    </w:p>
-    <w:p>
-      <w:pPr>
-        <w:spacing w:after="120" w:lineRule="auto"/>
-        <w:jc w:val="both"/>
-        <w:rPr>
-          <w:rFonts w:ascii="Times New Roman" w:cs="Times New Roman" w:eastAsia="Times New Roman" w:hAnsi="Times New Roman"/>
-          <w:i w:val="1"/>
-          <w:color w:val="000000"/>
-          <w:sz w:val="24"/>
-          <w:szCs w:val="24"/>
-        </w:rPr>
-      </w:pPr>
-      <w:r>
-        <w:rPr>
-          <w:rFonts w:ascii="Times New Roman" w:cs="Times New Roman" w:eastAsia="Times New Roman" w:hAnsi="Times New Roman"/>
-          <w:color w:val="000000"/>
-          <w:sz w:val="24"/>
-          <w:szCs w:val="24"/>
-          <w:rtl w:val="0"/>
-        </w:rPr>
-        <w:t xml:space="preserve">Ще і ще в мирі Господеві помолімся.</w:t>
-      </w:r>
-      <w:r>
-        <w:rPr>
-          <w:rtl w:val="0"/>
-        </w:rPr>
-      </w:r>
-    </w:p>
-    <w:p>
-      <w:pPr>
-        <w:spacing w:after="120" w:lineRule="auto"/>
-        <w:jc w:val="both"/>
-        <w:rPr>
-          <w:rFonts w:ascii="Times New Roman" w:cs="Times New Roman" w:eastAsia="Times New Roman" w:hAnsi="Times New Roman"/>
-          <w:i w:val="1"/>
-          <w:color w:val="000000"/>
-          <w:sz w:val="24"/>
-          <w:szCs w:val="24"/>
-        </w:rPr>
-      </w:pPr>
-      <w:r>
-        <w:rPr>
-          <w:rFonts w:ascii="Times New Roman" w:cs="Times New Roman" w:eastAsia="Times New Roman" w:hAnsi="Times New Roman"/>
-          <w:i w:val="1"/>
-          <w:color w:val="ff0000"/>
-          <w:sz w:val="24"/>
-          <w:szCs w:val="24"/>
-          <w:rtl w:val="0"/>
-        </w:rPr>
-        <w:t xml:space="preserve">Вірні:</w:t>
-      </w:r>
-      <w:r>
-        <w:rPr>
-          <w:rFonts w:ascii="Times New Roman" w:cs="Times New Roman" w:eastAsia="Times New Roman" w:hAnsi="Times New Roman"/>
-          <w:color w:val="000000"/>
-          <w:sz w:val="24"/>
-          <w:szCs w:val="24"/>
-          <w:rtl w:val="0"/>
-        </w:rPr>
-        <w:t xml:space="preserve"> Господи, помилуй.</w:t>
-      </w:r>
-      <w:r>
-        <w:rPr>
-          <w:rtl w:val="0"/>
-        </w:rPr>
-      </w:r>
-    </w:p>
-    <w:p>
-      <w:pPr>
-        <w:spacing w:after="120" w:lineRule="auto"/>
-        <w:jc w:val="both"/>
-        <w:rPr>
-          <w:rFonts w:ascii="Times New Roman" w:cs="Times New Roman" w:eastAsia="Times New Roman" w:hAnsi="Times New Roman"/>
-          <w:i w:val="1"/>
-          <w:color w:val="000000"/>
-          <w:sz w:val="24"/>
-          <w:szCs w:val="24"/>
-        </w:rPr>
-      </w:pPr>
-      <w:r>
-        <w:rPr>
-          <w:rFonts w:ascii="Times New Roman" w:cs="Times New Roman" w:eastAsia="Times New Roman" w:hAnsi="Times New Roman"/>
-          <w:color w:val="000000"/>
-          <w:sz w:val="24"/>
-          <w:szCs w:val="24"/>
-          <w:rtl w:val="0"/>
-        </w:rPr>
-        <w:t xml:space="preserve">Заступи, спаси, помилуй і охорони нас, Боже, твоєю благодаттю.</w:t>
-      </w:r>
-      <w:r>
-        <w:rPr>
-          <w:rtl w:val="0"/>
-        </w:rPr>
-      </w:r>
-    </w:p>
-    <w:p>
-      <w:pPr>
-        <w:spacing w:after="120" w:lineRule="auto"/>
-        <w:jc w:val="both"/>
-        <w:rPr>
-          <w:rFonts w:ascii="Times New Roman" w:cs="Times New Roman" w:eastAsia="Times New Roman" w:hAnsi="Times New Roman"/>
-          <w:i w:val="1"/>
-          <w:color w:val="000000"/>
-          <w:sz w:val="24"/>
-          <w:szCs w:val="24"/>
-        </w:rPr>
-      </w:pPr>
-      <w:r>
-        <w:rPr>
-          <w:rFonts w:ascii="Times New Roman" w:cs="Times New Roman" w:eastAsia="Times New Roman" w:hAnsi="Times New Roman"/>
-          <w:i w:val="1"/>
-          <w:color w:val="ff0000"/>
-          <w:sz w:val="24"/>
-          <w:szCs w:val="24"/>
-          <w:rtl w:val="0"/>
-        </w:rPr>
-        <w:t xml:space="preserve">Вірні:</w:t>
-      </w:r>
-      <w:r>
-        <w:rPr>
-          <w:rFonts w:ascii="Times New Roman" w:cs="Times New Roman" w:eastAsia="Times New Roman" w:hAnsi="Times New Roman"/>
-          <w:color w:val="000000"/>
-          <w:sz w:val="24"/>
-          <w:szCs w:val="24"/>
-          <w:rtl w:val="0"/>
-        </w:rPr>
-        <w:t xml:space="preserve"> Господи, помилуй.</w:t>
-      </w:r>
-      <w:r>
-        <w:rPr>
-          <w:rtl w:val="0"/>
-        </w:rPr>
-      </w:r>
-    </w:p>
-    <w:p>
-      <w:pPr>
-        <w:spacing w:after="120" w:lineRule="auto"/>
-        <w:jc w:val="both"/>
-        <w:rPr>
-          <w:rFonts w:ascii="Times New Roman" w:cs="Times New Roman" w:eastAsia="Times New Roman" w:hAnsi="Times New Roman"/>
-          <w:i w:val="1"/>
-          <w:color w:val="000000"/>
-          <w:sz w:val="24"/>
-          <w:szCs w:val="24"/>
-        </w:rPr>
-      </w:pPr>
-      <w:r>
-        <w:rPr>
-          <w:rFonts w:ascii="Times New Roman" w:cs="Times New Roman" w:eastAsia="Times New Roman" w:hAnsi="Times New Roman"/>
-          <w:color w:val="000000"/>
-          <w:sz w:val="24"/>
-          <w:szCs w:val="24"/>
-          <w:rtl w:val="0"/>
-        </w:rPr>
-        <w:t xml:space="preserve">Пресвяту, пречисту, преблагословенну, славну Владичицю нашу Богородицю і приснодіву Марію, з усіма святими пом'янувши, самі себе, і один одного, і все життя наше Христу Богові віддаймо.</w:t>
-      </w:r>
-      <w:r>
-        <w:rPr>
-          <w:rtl w:val="0"/>
-        </w:rPr>
-      </w:r>
-    </w:p>
-    <w:p>
-      <w:pPr>
-        <w:spacing w:after="120" w:lineRule="auto"/>
-        <w:jc w:val="both"/>
-        <w:rPr>
-          <w:rFonts w:ascii="Times New Roman" w:cs="Times New Roman" w:eastAsia="Times New Roman" w:hAnsi="Times New Roman"/>
-          <w:i w:val="1"/>
-          <w:color w:val="000000"/>
-          <w:sz w:val="24"/>
-          <w:szCs w:val="24"/>
-        </w:rPr>
-      </w:pPr>
-      <w:r>
-        <w:rPr>
-          <w:rFonts w:ascii="Times New Roman" w:cs="Times New Roman" w:eastAsia="Times New Roman" w:hAnsi="Times New Roman"/>
-          <w:i w:val="1"/>
-          <w:color w:val="ff0000"/>
-          <w:sz w:val="24"/>
-          <w:szCs w:val="24"/>
-          <w:rtl w:val="0"/>
-        </w:rPr>
-        <w:t xml:space="preserve">Вірні:</w:t>
-      </w:r>
-      <w:r>
-        <w:rPr>
-          <w:rFonts w:ascii="Times New Roman" w:cs="Times New Roman" w:eastAsia="Times New Roman" w:hAnsi="Times New Roman"/>
-          <w:color w:val="000000"/>
-          <w:sz w:val="24"/>
-          <w:szCs w:val="24"/>
-          <w:rtl w:val="0"/>
-        </w:rPr>
-        <w:t xml:space="preserve"> Тобі, Господи.</w:t>
-      </w:r>
-      <w:r>
-        <w:rPr>
-          <w:rtl w:val="0"/>
-        </w:rPr>
-      </w:r>
-    </w:p>
-    <w:p>
-      <w:pPr>
-        <w:spacing w:after="120" w:lineRule="auto"/>
-        <w:jc w:val="both"/>
-        <w:rPr>
-          <w:rFonts w:ascii="Times New Roman" w:cs="Times New Roman" w:eastAsia="Times New Roman" w:hAnsi="Times New Roman"/>
-          <w:sz w:val="24"/>
-          <w:szCs w:val="24"/>
-          <w:u w:val="single"/>
-        </w:rPr>
-      </w:pPr>
-      <w:bookmarkStart w:colFirst="0" w:colLast="0" w:name="_heading=h.30j0zll" w:id="1"/>
-      <w:bookmarkEnd w:id="1"/>
-      <w:r>
-        <w:rPr>
-          <w:rFonts w:ascii="Times New Roman" w:cs="Times New Roman" w:eastAsia="Times New Roman" w:hAnsi="Times New Roman"/>
-          <w:sz w:val="24"/>
-          <w:szCs w:val="24"/>
-          <w:u w:val="single"/>
-          <w:rtl w:val="0"/>
-        </w:rPr>
-        <w:t xml:space="preserve">[Дякуємо тобі, Господи, Боже спасіння нашого, бо ти все робиш для добра життя нашого, щоб ми завжди на тебе споглядали, Спасителю й Доброчинцю душ наших. Бо ти дав спокій нам у час минулої ночі й підвів нас, щоб ми поклонялися величному імені твоєму. Тому молимо тебе, Господи: Дай нам ласку й силу, щоб ми стали гідними співати тобі розумно й молитися безупинно та в страсі і тремтінні над нашим спасінням працювали, при заступництві Христа твого. Пом'яни, Господи, і тих, що вночі до тебе кличуть. Вислухай їх і помилуй, і круши під ноги їх невидимих і войовничих ворогів.]</w:t>
-      </w:r>
-    </w:p>
-    <w:p>
-      <w:pPr>
-        <w:spacing w:after="120" w:lineRule="auto"/>
-        <w:jc w:val="both"/>
-        <w:rPr>
-          <w:rFonts w:ascii="Times New Roman" w:cs="Times New Roman" w:eastAsia="Times New Roman" w:hAnsi="Times New Roman"/>
-          <w:sz w:val="24"/>
-          <w:szCs w:val="24"/>
-        </w:rPr>
-      </w:pPr>
-      <w:r>
-        <w:rPr>
-          <w:rFonts w:ascii="Times New Roman" w:hAnsi="Times New Roman"/>
-          <w:i/>
-          <w:color w:val="FF4400"/>
-          <w:sz w:val="24"/>
-        </w:rPr>
-        <w:t>Священик:</w:t>
-      </w:r>
-      <w:r>
-        <w:rPr>
-          <w:rFonts w:ascii="Times New Roman" w:hAnsi="Times New Roman"/>
-          <w:sz w:val="24"/>
-        </w:rPr>
-        <w:t xml:space="preserve"> Бо Ти цар миру і Спас душ наших і Тобі славу возсилаємо: Отцю, і Сину, і Святому Духові, нині і повсякчас, і на віки віків.</w:t>
-      </w:r>
-    </w:p>
-    <w:p>
-      <w:pPr>
-        <w:spacing w:after="120" w:lineRule="auto"/>
-        <w:jc w:val="both"/>
-        <w:rPr>
-          <w:rFonts w:ascii="Times New Roman" w:cs="Times New Roman" w:eastAsia="Times New Roman" w:hAnsi="Times New Roman"/>
-          <w:i w:val="1"/>
-          <w:sz w:val="24"/>
-          <w:szCs w:val="24"/>
-        </w:rPr>
-      </w:pPr>
-      <w:r>
-        <w:rPr>
-          <w:rFonts w:ascii="Times New Roman" w:cs="Times New Roman" w:eastAsia="Times New Roman" w:hAnsi="Times New Roman"/>
-          <w:i w:val="1"/>
-          <w:color w:val="ff0000"/>
-          <w:sz w:val="24"/>
-          <w:szCs w:val="24"/>
-          <w:rtl w:val="0"/>
-        </w:rPr>
-        <w:t xml:space="preserve">Вірні:</w:t>
-      </w:r>
-      <w:r>
-        <w:rPr>
-          <w:rFonts w:ascii="Times New Roman" w:cs="Times New Roman" w:eastAsia="Times New Roman" w:hAnsi="Times New Roman"/>
-          <w:color w:val="ff0000"/>
-          <w:sz w:val="24"/>
-          <w:szCs w:val="24"/>
-          <w:rtl w:val="0"/>
-        </w:rPr>
-        <w:t xml:space="preserve"> </w:t>
-      </w:r>
-      <w:r>
-        <w:rPr>
-          <w:rFonts w:ascii="Times New Roman" w:cs="Times New Roman" w:eastAsia="Times New Roman" w:hAnsi="Times New Roman"/>
-          <w:sz w:val="24"/>
-          <w:szCs w:val="24"/>
-          <w:rtl w:val="0"/>
-        </w:rPr>
-        <w:t xml:space="preserve">Амінь</w:t>
-      </w:r>
-      <w:r>
-        <w:rPr>
-          <w:rFonts w:ascii="Times New Roman" w:cs="Times New Roman" w:eastAsia="Times New Roman" w:hAnsi="Times New Roman"/>
-          <w:i w:val="1"/>
-          <w:sz w:val="24"/>
-          <w:szCs w:val="24"/>
-          <w:rtl w:val="0"/>
-        </w:rPr>
-        <w:t xml:space="preserve">.</w:t>
-      </w:r>
-    </w:p>
-    <w:p>
-      <w:pPr>
-        <w:spacing w:after="120" w:lineRule="auto"/>
-        <w:jc w:val="both"/>
-        <w:rPr>
-          <w:rFonts w:ascii="Times New Roman" w:cs="Times New Roman" w:eastAsia="Times New Roman" w:hAnsi="Times New Roman"/>
-          <w:i w:val="1"/>
-          <w:sz w:val="24"/>
-          <w:szCs w:val="24"/>
-        </w:rPr>
-      </w:pPr>
-      <w:r>
-        <w:rPr>
-          <w:rtl w:val="0"/>
-        </w:rPr>
-      </w:r>
-    </w:p>
-    <w:p>
-      <w:pPr>
-        <w:spacing w:after="120" w:lineRule="auto"/>
-        <w:jc w:val="both"/>
-        <w:rPr>
-          <w:rFonts w:ascii="Times New Roman" w:cs="Times New Roman" w:eastAsia="Times New Roman" w:hAnsi="Times New Roman"/>
-          <w:sz w:val="24"/>
-          <w:szCs w:val="24"/>
-        </w:rPr>
-      </w:pPr>
-      <w:r>
-        <w:rPr>
-          <w:rtl w:val="0"/>
-        </w:rPr>
-      </w:r>
-    </w:p>
-    <w:p>
-      <w:pPr>
-        <w:pStyle w:val="Heading3"/>
-        <w:spacing w:after="120" w:before="0" w:lineRule="auto"/>
-        <w:jc w:val="center"/>
-        <w:rPr>
-          <w:rFonts w:ascii="Times New Roman" w:cs="Times New Roman" w:eastAsia="Times New Roman" w:hAnsi="Times New Roman"/>
-          <w:b w:val="1"/>
-          <w:i w:val="1"/>
-          <w:color w:val="ff0000"/>
-        </w:rPr>
-      </w:pPr>
-      <w:r>
-        <w:rPr>
-          <w:rFonts w:ascii="Times New Roman" w:cs="Times New Roman" w:eastAsia="Times New Roman" w:hAnsi="Times New Roman"/>
-          <w:b w:val="1"/>
-          <w:i w:val="1"/>
-          <w:color w:val="ff0000"/>
-          <w:rtl w:val="0"/>
-        </w:rPr>
-        <w:t xml:space="preserve">Пісня Богородиці</w:t>
-      </w:r>
-    </w:p>
-    <w:p>
-      <w:pPr>
-        <w:spacing w:after="120" w:lineRule="auto"/>
-        <w:jc w:val="both"/>
-        <w:rPr>
-          <w:rFonts w:ascii="Times New Roman" w:cs="Times New Roman" w:eastAsia="Times New Roman" w:hAnsi="Times New Roman"/>
-          <w:sz w:val="24"/>
-          <w:szCs w:val="24"/>
-        </w:rPr>
-      </w:pPr>
-      <w:r>
-        <w:rPr>
-          <w:rFonts w:ascii="Times New Roman" w:cs="Times New Roman" w:eastAsia="Times New Roman" w:hAnsi="Times New Roman"/>
-          <w:sz w:val="24"/>
-          <w:szCs w:val="24"/>
-          <w:rtl w:val="0"/>
-        </w:rPr>
-        <w:t xml:space="preserve">Богородицю і Матір Світла піснями звеличаймо.</w:t>
-      </w:r>
-    </w:p>
-    <w:p>
-      <w:pPr>
-        <w:spacing w:after="120" w:lineRule="auto"/>
-        <w:jc w:val="both"/>
-        <w:rPr>
-          <w:rFonts w:ascii="Times New Roman" w:cs="Times New Roman" w:eastAsia="Times New Roman" w:hAnsi="Times New Roman"/>
-          <w:sz w:val="24"/>
-          <w:szCs w:val="24"/>
-        </w:rPr>
-      </w:pPr>
-      <w:r>
-        <w:rPr>
-          <w:rFonts w:ascii="Times New Roman" w:cs="Times New Roman" w:eastAsia="Times New Roman" w:hAnsi="Times New Roman"/>
-          <w:i w:val="1"/>
-          <w:color w:val="ff0000"/>
-          <w:sz w:val="24"/>
-          <w:szCs w:val="24"/>
-          <w:rtl w:val="0"/>
-        </w:rPr>
-        <w:t xml:space="preserve">Вірні:</w:t>
-      </w:r>
-      <w:r>
-        <w:rPr>
-          <w:rFonts w:ascii="Times New Roman" w:cs="Times New Roman" w:eastAsia="Times New Roman" w:hAnsi="Times New Roman"/>
-          <w:sz w:val="24"/>
-          <w:szCs w:val="24"/>
-          <w:rtl w:val="0"/>
-        </w:rPr>
-        <w:t xml:space="preserve"> Величає душа моя Господа,* і дух мій радіє в Бозі, Спасі моїм.</w:t>
-      </w:r>
-    </w:p>
-    <w:p>
-      <w:pPr>
-        <w:spacing w:after="120" w:lineRule="auto"/>
-        <w:jc w:val="both"/>
-        <w:rPr>
-          <w:rFonts w:ascii="Times New Roman" w:cs="Times New Roman" w:eastAsia="Times New Roman" w:hAnsi="Times New Roman"/>
-          <w:sz w:val="24"/>
-          <w:szCs w:val="24"/>
-        </w:rPr>
-      </w:pPr>
-      <w:r>
-        <w:rPr>
-          <w:rFonts w:ascii="Times New Roman" w:cs="Times New Roman" w:eastAsia="Times New Roman" w:hAnsi="Times New Roman"/>
-          <w:sz w:val="24"/>
-          <w:szCs w:val="24"/>
-          <w:rtl w:val="0"/>
-        </w:rPr>
-        <w:t xml:space="preserve">Чеснішу від херувимів,* і незрівнянно славнішу від серафимів,* що без зотління Бога Слово породила,* сущу Богородицю, тебе величаємо. </w:t>
-      </w:r>
-      <w:r>
-        <w:rPr>
-          <w:rFonts w:ascii="Times New Roman" w:cs="Times New Roman" w:eastAsia="Times New Roman" w:hAnsi="Times New Roman"/>
-          <w:i w:val="1"/>
-          <w:color w:val="ff0000"/>
-          <w:sz w:val="24"/>
-          <w:szCs w:val="24"/>
-          <w:rtl w:val="0"/>
-        </w:rPr>
-        <w:t xml:space="preserve">(після кожного стиха)</w:t>
-      </w:r>
-      <w:r>
-        <w:rPr>
-          <w:rFonts w:ascii="Times New Roman" w:cs="Times New Roman" w:eastAsia="Times New Roman" w:hAnsi="Times New Roman"/>
-          <w:sz w:val="24"/>
-          <w:szCs w:val="24"/>
-          <w:rtl w:val="0"/>
-        </w:rPr>
-        <w:t xml:space="preserve">.</w:t>
-      </w:r>
-    </w:p>
-    <w:p>
-      <w:pPr>
-        <w:spacing w:after="120" w:lineRule="auto"/>
-        <w:jc w:val="both"/>
-        <w:rPr>
-          <w:rFonts w:ascii="Times New Roman" w:cs="Times New Roman" w:eastAsia="Times New Roman" w:hAnsi="Times New Roman"/>
-          <w:sz w:val="24"/>
-          <w:szCs w:val="24"/>
-        </w:rPr>
-      </w:pPr>
-      <w:r>
-        <w:rPr>
-          <w:rFonts w:ascii="Times New Roman" w:cs="Times New Roman" w:eastAsia="Times New Roman" w:hAnsi="Times New Roman"/>
-          <w:sz w:val="24"/>
-          <w:szCs w:val="24"/>
-          <w:rtl w:val="0"/>
-        </w:rPr>
-        <w:t xml:space="preserve">Бо він зглянувся на покору слугині своєї,* ось бо віднині ублажатимуть мене всі роди.</w:t>
-      </w:r>
-    </w:p>
-    <w:p>
-      <w:pPr>
-        <w:spacing w:after="120" w:lineRule="auto"/>
-        <w:jc w:val="both"/>
-        <w:rPr>
-          <w:rFonts w:ascii="Times New Roman" w:cs="Times New Roman" w:eastAsia="Times New Roman" w:hAnsi="Times New Roman"/>
-          <w:sz w:val="24"/>
-          <w:szCs w:val="24"/>
-        </w:rPr>
-      </w:pPr>
-      <w:r>
-        <w:rPr>
-          <w:rFonts w:ascii="Times New Roman" w:cs="Times New Roman" w:eastAsia="Times New Roman" w:hAnsi="Times New Roman"/>
-          <w:sz w:val="24"/>
-          <w:szCs w:val="24"/>
-          <w:rtl w:val="0"/>
-        </w:rPr>
-        <w:t xml:space="preserve">Велике бо вчинив мені Всемогутній, і святе ім'я його.* Милосердя його з роду в рід на тих, які бояться його.</w:t>
-      </w:r>
-    </w:p>
-    <w:p>
-      <w:pPr>
-        <w:spacing w:after="120" w:lineRule="auto"/>
-        <w:jc w:val="both"/>
-        <w:rPr>
-          <w:rFonts w:ascii="Times New Roman" w:cs="Times New Roman" w:eastAsia="Times New Roman" w:hAnsi="Times New Roman"/>
-          <w:sz w:val="24"/>
-          <w:szCs w:val="24"/>
-        </w:rPr>
-      </w:pPr>
-      <w:r>
-        <w:rPr>
-          <w:rFonts w:ascii="Times New Roman" w:cs="Times New Roman" w:eastAsia="Times New Roman" w:hAnsi="Times New Roman"/>
-          <w:sz w:val="24"/>
-          <w:szCs w:val="24"/>
-          <w:rtl w:val="0"/>
-        </w:rPr>
-        <w:t xml:space="preserve">Він виявив потугу рамени свого,* розвіяв гордих у задумах їхніх сердець.</w:t>
-      </w:r>
-    </w:p>
-    <w:p>
-      <w:pPr>
-        <w:spacing w:after="120" w:lineRule="auto"/>
-        <w:jc w:val="both"/>
-        <w:rPr>
-          <w:rFonts w:ascii="Times New Roman" w:cs="Times New Roman" w:eastAsia="Times New Roman" w:hAnsi="Times New Roman"/>
-          <w:sz w:val="24"/>
-          <w:szCs w:val="24"/>
-        </w:rPr>
-      </w:pPr>
-      <w:r>
-        <w:rPr>
-          <w:rFonts w:ascii="Times New Roman" w:cs="Times New Roman" w:eastAsia="Times New Roman" w:hAnsi="Times New Roman"/>
-          <w:sz w:val="24"/>
-          <w:szCs w:val="24"/>
-          <w:rtl w:val="0"/>
-        </w:rPr>
-        <w:t xml:space="preserve">Могутніх скинув з престолів, підняв угору смиренних;* наситив благами голодних, багатих же відіслав з порожніми руками.</w:t>
-      </w:r>
-    </w:p>
-    <w:p>
-      <w:pPr>
-        <w:spacing w:after="120" w:lineRule="auto"/>
-        <w:jc w:val="both"/>
-        <w:rPr>
-          <w:rFonts w:ascii="Times New Roman" w:cs="Times New Roman" w:eastAsia="Times New Roman" w:hAnsi="Times New Roman"/>
-          <w:sz w:val="24"/>
-          <w:szCs w:val="24"/>
-        </w:rPr>
-      </w:pPr>
-      <w:r>
-        <w:rPr>
-          <w:rFonts w:ascii="Times New Roman" w:cs="Times New Roman" w:eastAsia="Times New Roman" w:hAnsi="Times New Roman"/>
-          <w:sz w:val="24"/>
-          <w:szCs w:val="24"/>
-          <w:rtl w:val="0"/>
-        </w:rPr>
-        <w:t xml:space="preserve">Він пригорнув Ізраїля, слугу свого, згадавши своє милосердя,* як обіцяв був батькам нашим – Авраамові і його потомству повіки.</w:t>
-      </w:r>
-    </w:p>
-    <w:p>
-      <w:pPr>
-        <w:spacing w:after="120" w:lineRule="auto"/>
-        <w:jc w:val="both"/>
-        <w:rPr>
-          <w:rFonts w:ascii="Times New Roman" w:cs="Times New Roman" w:eastAsia="Times New Roman" w:hAnsi="Times New Roman"/>
-          <w:sz w:val="24"/>
-          <w:szCs w:val="24"/>
-        </w:rPr>
-      </w:pPr>
-      <w:r>
-        <w:rPr>
-          <w:rtl w:val="0"/>
-        </w:rPr>
-      </w:r>
-    </w:p>
-    <w:p>
-      <w:pPr>
         <w:spacing w:after="120" w:lineRule="auto"/>
         <w:jc w:val="center"/>
         <w:rPr>
